--- a/SVM/Report.docx
+++ b/SVM/Report.docx
@@ -46,6 +46,7 @@
     </w:p>
     <w:p>
       <w:pPr>
+        <w:ind w:firstLine="720"/>
         <w:rPr>
           <w:rFonts w:cs="Times New Roman"/>
           <w:lang w:val="en-US"/>
@@ -76,11 +77,26 @@
           <w:rFonts w:cs="Times New Roman"/>
           <w:lang w:val="en-US"/>
         </w:rPr>
-        <w:t xml:space="preserve">this problem focuses on analyzing the writing style than the topic or the meaning of the articles. </w:t>
+        <w:t xml:space="preserve">this problem focuses on analyzing the writing style </w:t>
+      </w:r>
+      <w:r>
+        <w:rPr>
+          <w:rFonts w:cs="Times New Roman"/>
+          <w:lang w:val="en-US"/>
+        </w:rPr>
+        <w:t xml:space="preserve">rather </w:t>
+      </w:r>
+      <w:r>
+        <w:rPr>
+          <w:rFonts w:cs="Times New Roman"/>
+          <w:lang w:val="en-US"/>
+        </w:rPr>
+        <w:t xml:space="preserve">than the topic or the meaning of the articles. </w:t>
       </w:r>
     </w:p>
     <w:p>
       <w:pPr>
+        <w:ind w:firstLine="720"/>
         <w:rPr>
           <w:rFonts w:cs="Times New Roman"/>
         </w:rPr>
@@ -90,13 +106,25 @@
           <w:rFonts w:cs="Times New Roman"/>
           <w:lang w:val="en-US"/>
         </w:rPr>
-        <w:t xml:space="preserve">In this problem, we use </w:t>
-      </w:r>
-      <w:r>
-        <w:rPr>
-          <w:rFonts w:cs="Times New Roman"/>
-        </w:rPr>
-        <w:t>Support Vector Machine (SVM) to classify whether pairs of articles are written by the same author. The objective is to evaluate the effectiveness of SVM for this problem and analyze the impact of different hyperparameter settings on model performance.</w:t>
+        <w:t xml:space="preserve">In this problem, </w:t>
+      </w:r>
+      <w:r>
+        <w:rPr>
+          <w:rFonts w:cs="Times New Roman"/>
+        </w:rPr>
+        <w:t>Support Vector Machine (SVM)</w:t>
+      </w:r>
+      <w:r>
+        <w:rPr>
+          <w:rFonts w:cs="Times New Roman"/>
+        </w:rPr>
+        <w:t xml:space="preserve"> was used</w:t>
+      </w:r>
+      <w:r>
+        <w:rPr>
+          <w:rFonts w:cs="Times New Roman"/>
+        </w:rPr>
+        <w:t xml:space="preserve"> to classify whether pairs of articles are written by the same author. The objective is to evaluate the effectiveness of SVM for this problem and analyze the impact of different hyperparameter settings on model performance.</w:t>
       </w:r>
     </w:p>
     <w:p>
@@ -126,38 +154,8 @@
       <w:r>
         <w:rPr>
           <w:rFonts w:cs="Times New Roman"/>
-          <w:b/>
-          <w:bCs/>
-        </w:rPr>
-        <w:t>Data Preparatio</w:t>
-      </w:r>
-      <w:r>
-        <w:rPr>
-          <w:rFonts w:cs="Times New Roman"/>
-          <w:b/>
-          <w:bCs/>
-        </w:rPr>
-        <w:t>n</w:t>
-      </w:r>
-      <w:r>
-        <w:rPr>
-          <w:rFonts w:cs="Times New Roman"/>
-          <w:b/>
-          <w:bCs/>
-        </w:rPr>
-        <w:t>:</w:t>
-      </w:r>
-      <w:r>
-        <w:rPr>
-          <w:rFonts w:cs="Times New Roman"/>
-        </w:rPr>
-        <w:t> Transforming raw data into article pairs</w:t>
-      </w:r>
-      <w:r>
-        <w:rPr>
-          <w:rFonts w:cs="Times New Roman"/>
-        </w:rPr>
-        <w:t>.</w:t>
+        </w:rPr>
+        <w:t>Data Preparation: Transforming raw data into article pairs.</w:t>
       </w:r>
     </w:p>
     <w:p>
@@ -174,16 +172,8 @@
       <w:r>
         <w:rPr>
           <w:rFonts w:cs="Times New Roman"/>
-          <w:b/>
-          <w:bCs/>
-        </w:rPr>
-        <w:t>Hyperparameter Optimization:</w:t>
-      </w:r>
-      <w:r>
-        <w:rPr>
-          <w:rFonts w:cs="Times New Roman"/>
-        </w:rPr>
-        <w:t> Executing a custom grid search with internal cross-validation over multiples seeds to identify optimal hyperparameter.</w:t>
+        </w:rPr>
+        <w:t>Hyperparameter Optimization: Executing a custom grid search with internal cross-validation over multiple seeds to identify optimal hyperparameter.</w:t>
       </w:r>
     </w:p>
     <w:p>
@@ -200,16 +190,26 @@
       <w:r>
         <w:rPr>
           <w:rFonts w:cs="Times New Roman"/>
-          <w:b/>
-          <w:bCs/>
-        </w:rPr>
-        <w:t>Performance Assessment:</w:t>
-      </w:r>
-      <w:r>
-        <w:rPr>
-          <w:rFonts w:cs="Times New Roman"/>
-        </w:rPr>
-        <w:t> Assessing model’s performance across multiple seeds.</w:t>
+        </w:rPr>
+        <w:t>Final Evaluation</w:t>
+      </w:r>
+      <w:r>
+        <w:rPr>
+          <w:rFonts w:cs="Times New Roman"/>
+        </w:rPr>
+        <w:t>: Assessing</w:t>
+      </w:r>
+      <w:r>
+        <w:rPr>
+          <w:rFonts w:cs="Times New Roman"/>
+        </w:rPr>
+        <w:t xml:space="preserve"> final</w:t>
+      </w:r>
+      <w:r>
+        <w:rPr>
+          <w:rFonts w:cs="Times New Roman"/>
+        </w:rPr>
+        <w:t xml:space="preserve"> model’s performance across multiple seeds.</w:t>
       </w:r>
     </w:p>
     <w:p>
@@ -240,39 +240,73 @@
     </w:p>
     <w:p>
       <w:pPr>
-        <w:pStyle w:val="ListParagraph"/>
-        <w:rPr>
-          <w:rFonts w:cs="Times New Roman"/>
-        </w:rPr>
-      </w:pPr>
-      <w:r>
-        <w:rPr>
-          <w:rFonts w:cs="Times New Roman"/>
-        </w:rPr>
-        <w:t xml:space="preserve">The Support Vector Machine was selected due to its strong ability of classification and effectiveness in high-dimensional features spaces.  </w:t>
+        <w:ind w:left="720" w:firstLine="720"/>
+        <w:rPr>
+          <w:rFonts w:cs="Times New Roman"/>
+        </w:rPr>
+      </w:pPr>
+      <w:r>
+        <w:rPr>
+          <w:rFonts w:cs="Times New Roman"/>
+        </w:rPr>
+        <w:t>Support Vector Machine (SVM) is a supervised machine learning algorithm widely used for classification tasks due to its strong generalization capability and effectiveness in high</w:t>
+      </w:r>
+      <w:r>
+        <w:rPr>
+          <w:rFonts w:cs="Times New Roman"/>
+        </w:rPr>
+        <w:t>-</w:t>
+      </w:r>
+      <w:r>
+        <w:rPr>
+          <w:rFonts w:cs="Times New Roman"/>
+        </w:rPr>
+        <w:t>dimensional feature spaces. The primary objective of SVM is to identify an optimal decision boundary, known as a hyperplane, that maximizes the margin</w:t>
+      </w:r>
+      <w:r>
+        <w:rPr>
+          <w:rFonts w:cs="Times New Roman"/>
+        </w:rPr>
+        <w:t xml:space="preserve">. </w:t>
       </w:r>
     </w:p>
     <w:p>
       <w:pPr>
-        <w:pStyle w:val="ListParagraph"/>
-        <w:rPr>
-          <w:rFonts w:cs="Times New Roman"/>
-        </w:rPr>
-      </w:pPr>
-      <w:r>
-        <w:rPr>
-          <w:rFonts w:cs="Times New Roman"/>
-        </w:rPr>
-        <w:t>####################</w:t>
-      </w:r>
-    </w:p>
-    <w:p>
-      <w:pPr>
-        <w:pStyle w:val="ListParagraph"/>
-        <w:rPr>
-          <w:rFonts w:cs="Times New Roman"/>
-        </w:rPr>
-      </w:pPr>
+        <w:ind w:left="720" w:firstLine="720"/>
+        <w:rPr>
+          <w:rFonts w:cs="Times New Roman"/>
+        </w:rPr>
+      </w:pPr>
+      <w:r>
+        <w:rPr>
+          <w:rFonts w:cs="Times New Roman"/>
+        </w:rPr>
+        <w:t xml:space="preserve">For non-linearly separable data, SVM </w:t>
+      </w:r>
+      <w:r>
+        <w:rPr>
+          <w:rFonts w:cs="Times New Roman"/>
+        </w:rPr>
+        <w:t>uses</w:t>
+      </w:r>
+      <w:r>
+        <w:rPr>
+          <w:rFonts w:cs="Times New Roman"/>
+        </w:rPr>
+        <w:t xml:space="preserve"> kernel functions to project the original feature space into a higher-dimensional space where </w:t>
+      </w:r>
+      <w:r>
+        <w:rPr>
+          <w:rFonts w:cs="Times New Roman"/>
+        </w:rPr>
+        <w:t>the discrimination</w:t>
+      </w:r>
+      <w:r>
+        <w:rPr>
+          <w:rFonts w:cs="Times New Roman"/>
+        </w:rPr>
+        <w:t xml:space="preserve"> becomes easier. In this project, the Radial Basis Function (RBF) kernel was utilized because of its ability to model complex non-linear relationships between stylometric features.</w:t>
+      </w:r>
     </w:p>
     <w:p>
       <w:pPr>
@@ -289,28 +323,34 @@
         <w:rPr>
           <w:rFonts w:cs="Times New Roman"/>
         </w:rPr>
+        <w:lastRenderedPageBreak/>
         <w:t>Radial Basis Function (RBF)</w:t>
       </w:r>
     </w:p>
     <w:p>
       <w:pPr>
-        <w:ind w:left="720"/>
-        <w:rPr>
-          <w:rFonts w:cs="Times New Roman"/>
-        </w:rPr>
-      </w:pPr>
-      <w:r>
-        <w:rPr>
-          <w:rFonts w:cs="Times New Roman"/>
-        </w:rPr>
-        <w:t xml:space="preserve">Because the relationship between writing-style and author verification is highly complex and non-linear, we employs Radial Basis Function (RBF) kernel to map the original features space into a higher-dimensional space </w:t>
-      </w:r>
-      <w:r>
-        <w:rPr>
-          <w:rFonts w:cs="Times New Roman"/>
-        </w:rPr>
-        <w:lastRenderedPageBreak/>
-        <w:t xml:space="preserve">where linear separation is achievable. The RBF kernel is defined mathematically as: </w:t>
+        <w:ind w:left="720" w:firstLine="720"/>
+        <w:rPr>
+          <w:rFonts w:cs="Times New Roman"/>
+        </w:rPr>
+      </w:pPr>
+      <w:r>
+        <w:rPr>
+          <w:rFonts w:cs="Times New Roman"/>
+        </w:rPr>
+        <w:t>The Radial Basis Function (RBF) kernel is one of the most widely used kernel functions in Support Vector Machine models due to its ability to handle complex non-linear relationship</w:t>
+      </w:r>
+      <w:r>
+        <w:rPr>
+          <w:rFonts w:cs="Times New Roman"/>
+        </w:rPr>
+        <w:t>s</w:t>
+      </w:r>
+      <w:r>
+        <w:rPr>
+          <w:rFonts w:cs="Times New Roman"/>
+        </w:rPr>
+        <w:t xml:space="preserve">. The RBF kernel is defined mathematically as: </w:t>
       </w:r>
     </w:p>
     <w:p>
@@ -374,12 +414,109 @@
         <w:rPr>
           <w:rFonts w:cs="Times New Roman"/>
         </w:rPr>
-        <w:t>Where xi, xj are two feature vectors.</w:t>
+        <w:t>Where xi, xj are two feature vectors</w:t>
+      </w:r>
+      <w:r>
+        <w:rPr>
+          <w:rFonts w:cs="Times New Roman"/>
+        </w:rPr>
+        <w:t xml:space="preserve"> and </w:t>
       </w:r>
     </w:p>
     <w:p>
       <w:pPr>
         <w:ind w:left="720"/>
+        <w:rPr>
+          <w:rFonts w:cs="Times New Roman"/>
+        </w:rPr>
+      </w:pPr>
+      <w:r>
+        <w:rPr>
+          <w:rFonts w:cs="Times New Roman"/>
+          <w:noProof/>
+        </w:rPr>
+        <w:drawing>
+          <wp:inline distT="0" distB="0" distL="0" distR="0" wp14:anchorId="4A4DCC0D" wp14:editId="2D22CBFD">
+            <wp:extent cx="5943600" cy="323850"/>
+            <wp:effectExtent l="0" t="0" r="0" b="0"/>
+            <wp:docPr id="2018326388" name="Picture 1"/>
+            <wp:cNvGraphicFramePr>
+              <a:graphicFrameLocks xmlns:a="http://schemas.openxmlformats.org/drawingml/2006/main" noChangeAspect="1"/>
+            </wp:cNvGraphicFramePr>
+            <a:graphic xmlns:a="http://schemas.openxmlformats.org/drawingml/2006/main">
+              <a:graphicData uri="http://schemas.openxmlformats.org/drawingml/2006/picture">
+                <pic:pic xmlns:pic="http://schemas.openxmlformats.org/drawingml/2006/picture">
+                  <pic:nvPicPr>
+                    <pic:cNvPr id="2018326388" name=""/>
+                    <pic:cNvPicPr/>
+                  </pic:nvPicPr>
+                  <pic:blipFill>
+                    <a:blip r:embed="rId6"/>
+                    <a:stretch>
+                      <a:fillRect/>
+                    </a:stretch>
+                  </pic:blipFill>
+                  <pic:spPr>
+                    <a:xfrm>
+                      <a:off x="0" y="0"/>
+                      <a:ext cx="5943600" cy="323850"/>
+                    </a:xfrm>
+                    <a:prstGeom prst="rect">
+                      <a:avLst/>
+                    </a:prstGeom>
+                  </pic:spPr>
+                </pic:pic>
+              </a:graphicData>
+            </a:graphic>
+          </wp:inline>
+        </w:drawing>
+      </w:r>
+    </w:p>
+    <w:p>
+      <w:pPr>
+        <w:ind w:left="720" w:firstLine="720"/>
+        <w:rPr>
+          <w:rFonts w:cs="Times New Roman"/>
+        </w:rPr>
+      </w:pPr>
+      <w:r>
+        <w:rPr>
+          <w:rFonts w:cs="Times New Roman"/>
+        </w:rPr>
+        <w:t xml:space="preserve">The RBF kernel computes the similarity between two feature vectors based on their distance in the feature space. When two samples are close together, the Euclidean distance becomes small, producing a kernel value near </w:t>
+      </w:r>
+      <m:oMath>
+        <m:r>
+          <w:rPr>
+            <w:rFonts w:ascii="Cambria Math" w:hAnsi="Cambria Math" w:cs="Times New Roman"/>
+          </w:rPr>
+          <m:t>1</m:t>
+        </m:r>
+      </m:oMath>
+      <w:r>
+        <w:rPr>
+          <w:rFonts w:cs="Times New Roman"/>
+        </w:rPr>
+        <w:t xml:space="preserve">. Conversely, when the samples are far apart, the kernel value approaches </w:t>
+      </w:r>
+      <m:oMath>
+        <m:r>
+          <w:rPr>
+            <w:rFonts w:ascii="Cambria Math" w:hAnsi="Cambria Math" w:cs="Times New Roman"/>
+          </w:rPr>
+          <m:t>0</m:t>
+        </m:r>
+      </m:oMath>
+      <w:r>
+        <w:rPr>
+          <w:rFonts w:cs="Times New Roman"/>
+        </w:rPr>
+        <w:t xml:space="preserve">. </w:t>
+      </w:r>
+    </w:p>
+    <w:p>
+      <w:pPr>
+        <w:ind w:left="720" w:firstLine="720"/>
         <w:rPr>
           <w:rFonts w:cs="Times New Roman"/>
         </w:rPr>
@@ -407,13 +544,33 @@
           <w:b/>
           <w:bCs/>
         </w:rPr>
-        <w:t>The C Parameter (Regularization):</w:t>
-      </w:r>
-      <w:r>
-        <w:rPr>
-          <w:rFonts w:cs="Times New Roman"/>
-        </w:rPr>
-        <w:t xml:space="preserve"> Controls the trade-off between maximizing the decision boundary margin and minimizing training errors. A lower C encourages a smoother, more generalized boundary, while a higher C penalizes misclassifications heavily, potentially leading to overfitting.</w:t>
+        <w:t>C</w:t>
+      </w:r>
+      <w:r>
+        <w:rPr>
+          <w:rFonts w:cs="Times New Roman"/>
+          <w:b/>
+          <w:bCs/>
+        </w:rPr>
+        <w:t xml:space="preserve">: </w:t>
+      </w:r>
+      <w:r>
+        <w:rPr>
+          <w:rFonts w:cs="Times New Roman"/>
+        </w:rPr>
+        <w:t xml:space="preserve">Controls the </w:t>
+      </w:r>
+      <w:r>
+        <w:rPr>
+          <w:rFonts w:cs="Times New Roman"/>
+        </w:rPr>
+        <w:t>regularization</w:t>
+      </w:r>
+      <w:r>
+        <w:rPr>
+          <w:rFonts w:cs="Times New Roman"/>
+        </w:rPr>
+        <w:t xml:space="preserve"> between maximizing the decision boundary margin and minimizing training errors. A lower C encourages a smoother, more generalized boundary, while a higher C penalizes misclassifications heavily, potentially leading to overfitting.</w:t>
       </w:r>
     </w:p>
     <w:p>
@@ -432,13 +589,184 @@
           <w:b/>
           <w:bCs/>
         </w:rPr>
-        <w:t>The gamma Parameter (Gamma):</w:t>
-      </w:r>
-      <w:r>
-        <w:rPr>
-          <w:rFonts w:cs="Times New Roman"/>
-        </w:rPr>
-        <w:t xml:space="preserve"> Determines the radius of influence of a single training data point. A high gamma restricts influence locally, creating more complex boundaries, whereas a low gamma allows points to have a broader reach, results in smoother decision boundaries.</w:t>
+        <w:t>gamma</w:t>
+      </w:r>
+      <w:r>
+        <w:rPr>
+          <w:rFonts w:cs="Times New Roman"/>
+          <w:b/>
+          <w:bCs/>
+        </w:rPr>
+        <w:t>:</w:t>
+      </w:r>
+      <w:r>
+        <w:rPr>
+          <w:rFonts w:cs="Times New Roman"/>
+        </w:rPr>
+        <w:t xml:space="preserve"> </w:t>
+      </w:r>
+      <w:r>
+        <w:rPr>
+          <w:rFonts w:cs="Times New Roman"/>
+        </w:rPr>
+        <w:t>C</w:t>
+      </w:r>
+      <w:r>
+        <w:rPr>
+          <w:rFonts w:cs="Times New Roman"/>
+        </w:rPr>
+        <w:t xml:space="preserve">ontrols how far the influence of </w:t>
+      </w:r>
+      <w:r>
+        <w:rPr>
+          <w:rFonts w:cs="Times New Roman"/>
+        </w:rPr>
+        <w:t xml:space="preserve">a </w:t>
+      </w:r>
+      <w:r>
+        <w:rPr>
+          <w:rFonts w:cs="Times New Roman"/>
+        </w:rPr>
+        <w:t>sample extends in the feature space</w:t>
+      </w:r>
+      <w:r>
+        <w:rPr>
+          <w:rFonts w:cs="Times New Roman"/>
+        </w:rPr>
+        <w:t xml:space="preserve">. </w:t>
+      </w:r>
+      <w:r>
+        <w:rPr>
+          <w:rFonts w:cs="Times New Roman"/>
+        </w:rPr>
+        <w:t>In other words, it scales the value of the distance between two samples. Based on the formula:</w:t>
+      </w:r>
+    </w:p>
+    <w:p>
+      <w:pPr>
+        <w:pStyle w:val="ListParagraph"/>
+        <w:numPr>
+          <w:ilvl w:val="2"/>
+          <w:numId w:val="4"/>
+        </w:numPr>
+        <w:rPr>
+          <w:rFonts w:cs="Times New Roman"/>
+        </w:rPr>
+      </w:pPr>
+      <w:r>
+        <w:rPr>
+          <w:rFonts w:cs="Times New Roman"/>
+        </w:rPr>
+        <w:t>If gamma is large, the similarity</w:t>
+      </w:r>
+      <w:r>
+        <w:rPr>
+          <w:rFonts w:cs="Times New Roman"/>
+        </w:rPr>
+        <w:t xml:space="preserve"> is diminished compared to the distance</w:t>
+      </w:r>
+      <w:r>
+        <w:rPr>
+          <w:rFonts w:cs="Times New Roman"/>
+        </w:rPr>
+        <w:t xml:space="preserve">. </w:t>
+      </w:r>
+      <w:r>
+        <w:rPr>
+          <w:rFonts w:cs="Times New Roman"/>
+        </w:rPr>
+        <w:t>Only samples located extremely close together are considered similar</w:t>
+      </w:r>
+      <w:r>
+        <w:rPr>
+          <w:rFonts w:cs="Times New Roman"/>
+        </w:rPr>
+        <w:t xml:space="preserve"> (near influence). This </w:t>
+      </w:r>
+      <w:r>
+        <w:rPr>
+          <w:rFonts w:cs="Times New Roman"/>
+        </w:rPr>
+        <w:t>caus</w:t>
+      </w:r>
+      <w:r>
+        <w:rPr>
+          <w:rFonts w:cs="Times New Roman"/>
+        </w:rPr>
+        <w:t>es</w:t>
+      </w:r>
+      <w:r>
+        <w:rPr>
+          <w:rFonts w:cs="Times New Roman"/>
+        </w:rPr>
+        <w:t xml:space="preserve"> the model to create highly detailed and localized decision boundaries</w:t>
+      </w:r>
+      <w:r>
+        <w:rPr>
+          <w:rFonts w:cs="Times New Roman"/>
+        </w:rPr>
+        <w:t>, increasing</w:t>
+      </w:r>
+      <w:r>
+        <w:rPr>
+          <w:rFonts w:cs="Times New Roman"/>
+        </w:rPr>
+        <w:t xml:space="preserve"> the risk of overfitting.</w:t>
+      </w:r>
+    </w:p>
+    <w:p>
+      <w:pPr>
+        <w:pStyle w:val="ListParagraph"/>
+        <w:numPr>
+          <w:ilvl w:val="2"/>
+          <w:numId w:val="4"/>
+        </w:numPr>
+        <w:rPr>
+          <w:rFonts w:cs="Times New Roman"/>
+        </w:rPr>
+      </w:pPr>
+      <w:r>
+        <w:rPr>
+          <w:rFonts w:cs="Times New Roman"/>
+        </w:rPr>
+        <w:t xml:space="preserve">If gamma is small, the similarity is exaggerated compared to the distance. </w:t>
+      </w:r>
+      <w:r>
+        <w:rPr>
+          <w:rFonts w:cs="Times New Roman"/>
+        </w:rPr>
+        <w:t>As a result, even relatively</w:t>
+      </w:r>
+      <w:r>
+        <w:rPr>
+          <w:rFonts w:cs="Times New Roman"/>
+        </w:rPr>
+        <w:t xml:space="preserve"> far</w:t>
+      </w:r>
+      <w:r>
+        <w:rPr>
+          <w:rFonts w:cs="Times New Roman"/>
+        </w:rPr>
+        <w:t xml:space="preserve"> samples still exert </w:t>
+      </w:r>
+      <w:r>
+        <w:rPr>
+          <w:rFonts w:cs="Times New Roman"/>
+        </w:rPr>
+        <w:lastRenderedPageBreak/>
+        <w:t xml:space="preserve">influence on </w:t>
+      </w:r>
+      <w:r>
+        <w:rPr>
+          <w:rFonts w:cs="Times New Roman"/>
+        </w:rPr>
+        <w:t xml:space="preserve">another one. This </w:t>
+      </w:r>
+      <w:r>
+        <w:rPr>
+          <w:rFonts w:cs="Times New Roman"/>
+        </w:rPr>
+        <w:t>produces smoother decision boundaries with broader influence regions, improving generalization but potentially causing underfitting.</w:t>
       </w:r>
     </w:p>
     <w:p>
@@ -504,7 +832,7 @@
         </w:rPr>
         <w:t>The dataset was collected from LessWrong forum (</w:t>
       </w:r>
-      <w:hyperlink r:id="rId6" w:history="1">
+      <w:hyperlink r:id="rId7" w:history="1">
         <w:r>
           <w:rPr>
             <w:rStyle w:val="Hyperlink"/>
@@ -1657,7 +1985,6 @@
                 <w:lang w:eastAsia="en-GB"/>
                 <w14:ligatures w14:val="none"/>
               </w:rPr>
-              <w:lastRenderedPageBreak/>
               <w:t>kaj_sotala</w:t>
             </w:r>
           </w:p>
@@ -3415,6 +3742,7 @@
           <w:rFonts w:cs="Times New Roman"/>
           <w:lang w:val="en-US"/>
         </w:rPr>
+        <w:lastRenderedPageBreak/>
         <w:t>Feature Extraction</w:t>
       </w:r>
     </w:p>
@@ -3717,7 +4045,6 @@
           <w:rFonts w:cs="Times New Roman"/>
           <w:lang w:val="en-US"/>
         </w:rPr>
-        <w:lastRenderedPageBreak/>
         <w:t xml:space="preserve">Because we consider author verification as a binary classification problem, the original dataset was transformed intro a pairwise format. Consider two articles 1 and 2, let f1, f2 be the feature vectors extracted from article 1 and article 2 respectively.  </w:t>
       </w:r>
       <w:r>
@@ -3832,7 +4159,14 @@
         <w:rPr>
           <w:rFonts w:cs="Times New Roman"/>
         </w:rPr>
-        <w:t xml:space="preserve"> features may be highly discriminative. By amplifying mismatches between these features, the model can pay more attention to features that better distinguish between authors.</w:t>
+        <w:t xml:space="preserve"> features may be highly </w:t>
+      </w:r>
+      <w:r>
+        <w:rPr>
+          <w:rFonts w:cs="Times New Roman"/>
+        </w:rPr>
+        <w:lastRenderedPageBreak/>
+        <w:t>discriminative. By amplifying mismatches between these features, the model can pay more attention to features that better distinguish between authors.</w:t>
       </w:r>
     </w:p>
     <w:p>
@@ -3954,14 +4288,7 @@
         <w:rPr>
           <w:rFonts w:cs="Times New Roman"/>
         </w:rPr>
-        <w:t xml:space="preserve">Positive pairs were generated by taking combinations of articles written by the same author. To prevent authors with large number of articles from dominating the training distribution, a maximum threshold of 200 </w:t>
-      </w:r>
-      <w:r>
-        <w:rPr>
-          <w:rFonts w:cs="Times New Roman"/>
-        </w:rPr>
-        <w:lastRenderedPageBreak/>
-        <w:t xml:space="preserve">positive pairs per author was enforced. </w:t>
+        <w:t xml:space="preserve">Positive pairs were generated by taking combinations of articles written by the same author. To prevent authors with large number of articles from dominating the training distribution, a maximum threshold of 200 positive pairs per author was enforced. </w:t>
       </w:r>
       <w:r>
         <w:rPr>
@@ -4087,7 +4414,11 @@
         <w:t>leads to data leakage. Because s</w:t>
       </w:r>
       <w:r>
-        <w:t>tandard cross-validation splits data at the row level</w:t>
+        <w:t xml:space="preserve">tandard cross-validation splits data at </w:t>
+      </w:r>
+      <w:r>
+        <w:lastRenderedPageBreak/>
+        <w:t>the row level</w:t>
       </w:r>
       <w:r>
         <w:t xml:space="preserve"> (based on pair), </w:t>
@@ -4321,14 +4652,7 @@
         <w:rPr>
           <w:rFonts w:cs="Times New Roman"/>
         </w:rPr>
-        <w:t xml:space="preserve"> (20% of the </w:t>
-      </w:r>
-      <w:r>
-        <w:rPr>
-          <w:rFonts w:cs="Times New Roman"/>
-        </w:rPr>
-        <w:lastRenderedPageBreak/>
-        <w:t xml:space="preserve">authors) served as the </w:t>
+        <w:t xml:space="preserve"> (20% of the authors) served as the </w:t>
       </w:r>
       <w:r>
         <w:rPr>
@@ -4518,6 +4842,7 @@
         <w:rPr>
           <w:rFonts w:cs="Times New Roman"/>
         </w:rPr>
+        <w:lastRenderedPageBreak/>
         <w:t>T</w:t>
       </w:r>
       <w:r>
@@ -4804,7 +5129,6 @@
         <w:rPr>
           <w:rFonts w:cs="Times New Roman"/>
         </w:rPr>
-        <w:lastRenderedPageBreak/>
         <w:t>The aggregated results, including Mean Training Accuracy, Mean Validation Accuracy, and the Generalization Gap (Train - Val), are summarized in Table 1.</w:t>
       </w:r>
     </w:p>
@@ -4823,11 +5147,11 @@
         <w:tblLook w:val="04A0" w:firstRow="1" w:lastRow="0" w:firstColumn="1" w:lastColumn="0" w:noHBand="0" w:noVBand="1"/>
       </w:tblPr>
       <w:tblGrid>
-        <w:gridCol w:w="516"/>
-        <w:gridCol w:w="976"/>
-        <w:gridCol w:w="1788"/>
-        <w:gridCol w:w="1788"/>
-        <w:gridCol w:w="876"/>
+        <w:gridCol w:w="497"/>
+        <w:gridCol w:w="892"/>
+        <w:gridCol w:w="1640"/>
+        <w:gridCol w:w="1640"/>
+        <w:gridCol w:w="831"/>
         <w:gridCol w:w="3016"/>
       </w:tblGrid>
       <w:tr>
@@ -4838,6 +5162,7 @@
           <w:tcPr>
             <w:tcW w:w="0" w:type="auto"/>
             <w:noWrap/>
+            <w:vAlign w:val="center"/>
             <w:hideMark/>
           </w:tcPr>
           <w:p>
@@ -4856,6 +5181,28 @@
             </w:pPr>
             <w:r>
               <w:rPr>
+                <w:rFonts w:ascii="Aptos Narrow" w:hAnsi="Aptos Narrow"/>
+                <w:b/>
+                <w:bCs/>
+                <w:color w:val="000000"/>
+                <w:sz w:val="22"/>
+              </w:rPr>
+              <w:t>C</w:t>
+            </w:r>
+          </w:p>
+        </w:tc>
+        <w:tc>
+          <w:tcPr>
+            <w:tcW w:w="0" w:type="auto"/>
+            <w:noWrap/>
+            <w:vAlign w:val="center"/>
+            <w:hideMark/>
+          </w:tcPr>
+          <w:p>
+            <w:pPr>
+              <w:jc w:val="center"/>
+              <w15:collapsed w:val="0"/>
+              <w:rPr>
                 <w:rFonts w:eastAsia="Times New Roman" w:cs="Times New Roman"/>
                 <w:b/>
                 <w:bCs/>
@@ -4864,7 +5211,16 @@
                 <w:lang w:eastAsia="en-GB"/>
                 <w14:ligatures w14:val="none"/>
               </w:rPr>
-              <w:t>C</w:t>
+            </w:pPr>
+            <w:r>
+              <w:rPr>
+                <w:rFonts w:ascii="Aptos Narrow" w:hAnsi="Aptos Narrow"/>
+                <w:b/>
+                <w:bCs/>
+                <w:color w:val="000000"/>
+                <w:sz w:val="22"/>
+              </w:rPr>
+              <w:t>gamma</w:t>
             </w:r>
           </w:p>
         </w:tc>
@@ -4872,6 +5228,7 @@
           <w:tcPr>
             <w:tcW w:w="0" w:type="auto"/>
             <w:noWrap/>
+            <w:vAlign w:val="center"/>
             <w:hideMark/>
           </w:tcPr>
           <w:p>
@@ -4890,6 +5247,28 @@
             </w:pPr>
             <w:r>
               <w:rPr>
+                <w:rFonts w:ascii="Aptos Narrow" w:hAnsi="Aptos Narrow"/>
+                <w:b/>
+                <w:bCs/>
+                <w:color w:val="000000"/>
+                <w:sz w:val="22"/>
+              </w:rPr>
+              <w:t>Mean Train Acc</w:t>
+            </w:r>
+          </w:p>
+        </w:tc>
+        <w:tc>
+          <w:tcPr>
+            <w:tcW w:w="0" w:type="auto"/>
+            <w:noWrap/>
+            <w:vAlign w:val="center"/>
+            <w:hideMark/>
+          </w:tcPr>
+          <w:p>
+            <w:pPr>
+              <w:jc w:val="center"/>
+              <w15:collapsed w:val="0"/>
+              <w:rPr>
                 <w:rFonts w:eastAsia="Times New Roman" w:cs="Times New Roman"/>
                 <w:b/>
                 <w:bCs/>
@@ -4898,7 +5277,16 @@
                 <w:lang w:eastAsia="en-GB"/>
                 <w14:ligatures w14:val="none"/>
               </w:rPr>
-              <w:t>gamma</w:t>
+            </w:pPr>
+            <w:r>
+              <w:rPr>
+                <w:rFonts w:ascii="Aptos Narrow" w:hAnsi="Aptos Narrow"/>
+                <w:b/>
+                <w:bCs/>
+                <w:color w:val="000000"/>
+                <w:sz w:val="22"/>
+              </w:rPr>
+              <w:t>Mean Val Acc</w:t>
             </w:r>
           </w:p>
         </w:tc>
@@ -4906,6 +5294,7 @@
           <w:tcPr>
             <w:tcW w:w="0" w:type="auto"/>
             <w:noWrap/>
+            <w:vAlign w:val="center"/>
             <w:hideMark/>
           </w:tcPr>
           <w:p>
@@ -4924,83 +5313,13 @@
             </w:pPr>
             <w:r>
               <w:rPr>
-                <w:rFonts w:eastAsia="Times New Roman" w:cs="Times New Roman"/>
+                <w:rFonts w:ascii="Aptos Narrow" w:hAnsi="Aptos Narrow"/>
                 <w:b/>
                 <w:bCs/>
-                <w:sz w:val="24"/>
-                <w:szCs w:val="24"/>
-                <w:lang w:eastAsia="en-GB"/>
-                <w14:ligatures w14:val="none"/>
-              </w:rPr>
-              <w:t>mean train acc</w:t>
-            </w:r>
-          </w:p>
-        </w:tc>
-        <w:tc>
-          <w:tcPr>
-            <w:tcW w:w="0" w:type="auto"/>
-            <w:noWrap/>
-            <w:hideMark/>
-          </w:tcPr>
-          <w:p>
-            <w:pPr>
-              <w:jc w:val="center"/>
-              <w15:collapsed w:val="0"/>
-              <w:rPr>
-                <w:rFonts w:eastAsia="Times New Roman" w:cs="Times New Roman"/>
-                <w:b/>
-                <w:bCs/>
-                <w:sz w:val="24"/>
-                <w:szCs w:val="24"/>
-                <w:lang w:eastAsia="en-GB"/>
-                <w14:ligatures w14:val="none"/>
-              </w:rPr>
-            </w:pPr>
-            <w:r>
-              <w:rPr>
-                <w:rFonts w:eastAsia="Times New Roman" w:cs="Times New Roman"/>
-                <w:b/>
-                <w:bCs/>
-                <w:sz w:val="24"/>
-                <w:szCs w:val="24"/>
-                <w:lang w:eastAsia="en-GB"/>
-                <w14:ligatures w14:val="none"/>
-              </w:rPr>
-              <w:t>mean val acc</w:t>
-            </w:r>
-          </w:p>
-        </w:tc>
-        <w:tc>
-          <w:tcPr>
-            <w:tcW w:w="0" w:type="auto"/>
-            <w:noWrap/>
-            <w:hideMark/>
-          </w:tcPr>
-          <w:p>
-            <w:pPr>
-              <w:jc w:val="center"/>
-              <w15:collapsed w:val="0"/>
-              <w:rPr>
-                <w:rFonts w:eastAsia="Times New Roman" w:cs="Times New Roman"/>
-                <w:b/>
-                <w:bCs/>
-                <w:sz w:val="24"/>
-                <w:szCs w:val="24"/>
-                <w:lang w:eastAsia="en-GB"/>
-                <w14:ligatures w14:val="none"/>
-              </w:rPr>
-            </w:pPr>
-            <w:r>
-              <w:rPr>
-                <w:rFonts w:eastAsia="Times New Roman" w:cs="Times New Roman"/>
-                <w:b/>
-                <w:bCs/>
-                <w:sz w:val="24"/>
-                <w:szCs w:val="24"/>
-                <w:lang w:eastAsia="en-GB"/>
-                <w14:ligatures w14:val="none"/>
-              </w:rPr>
-              <w:t>gap</w:t>
+                <w:color w:val="000000"/>
+                <w:sz w:val="22"/>
+              </w:rPr>
+              <w:t>Gap</w:t>
             </w:r>
           </w:p>
         </w:tc>
@@ -5047,6 +5366,7 @@
           <w:tcPr>
             <w:tcW w:w="0" w:type="auto"/>
             <w:noWrap/>
+            <w:vAlign w:val="center"/>
             <w:hideMark/>
           </w:tcPr>
           <w:p>
@@ -5064,6 +5384,26 @@
             </w:pPr>
             <w:r>
               <w:rPr>
+                <w:rFonts w:ascii="Aptos Narrow" w:hAnsi="Aptos Narrow"/>
+                <w:color w:val="000000"/>
+                <w:sz w:val="22"/>
+              </w:rPr>
+              <w:t>0.1</w:t>
+            </w:r>
+          </w:p>
+        </w:tc>
+        <w:tc>
+          <w:tcPr>
+            <w:tcW w:w="0" w:type="auto"/>
+            <w:noWrap/>
+            <w:vAlign w:val="center"/>
+            <w:hideMark/>
+          </w:tcPr>
+          <w:p>
+            <w:pPr>
+              <w:jc w:val="center"/>
+              <w15:collapsed w:val="0"/>
+              <w:rPr>
                 <w:rFonts w:eastAsia="Times New Roman" w:cs="Times New Roman"/>
                 <w:color w:val="000000"/>
                 <w:sz w:val="24"/>
@@ -5071,7 +5411,14 @@
                 <w:lang w:eastAsia="en-GB"/>
                 <w14:ligatures w14:val="none"/>
               </w:rPr>
-              <w:t>0.1</w:t>
+            </w:pPr>
+            <w:r>
+              <w:rPr>
+                <w:rFonts w:ascii="Aptos Narrow" w:hAnsi="Aptos Narrow"/>
+                <w:color w:val="000000"/>
+                <w:sz w:val="22"/>
+              </w:rPr>
+              <w:t>0.001</w:t>
             </w:r>
           </w:p>
         </w:tc>
@@ -5079,6 +5426,7 @@
           <w:tcPr>
             <w:tcW w:w="0" w:type="auto"/>
             <w:noWrap/>
+            <w:vAlign w:val="center"/>
             <w:hideMark/>
           </w:tcPr>
           <w:p>
@@ -5096,6 +5444,26 @@
             </w:pPr>
             <w:r>
               <w:rPr>
+                <w:rFonts w:ascii="Aptos Narrow" w:hAnsi="Aptos Narrow"/>
+                <w:color w:val="000000"/>
+                <w:sz w:val="22"/>
+              </w:rPr>
+              <w:t>0.7657 ± 0.0047</w:t>
+            </w:r>
+          </w:p>
+        </w:tc>
+        <w:tc>
+          <w:tcPr>
+            <w:tcW w:w="0" w:type="auto"/>
+            <w:noWrap/>
+            <w:vAlign w:val="center"/>
+            <w:hideMark/>
+          </w:tcPr>
+          <w:p>
+            <w:pPr>
+              <w:jc w:val="center"/>
+              <w15:collapsed w:val="0"/>
+              <w:rPr>
                 <w:rFonts w:eastAsia="Times New Roman" w:cs="Times New Roman"/>
                 <w:color w:val="000000"/>
                 <w:sz w:val="24"/>
@@ -5103,7 +5471,14 @@
                 <w:lang w:eastAsia="en-GB"/>
                 <w14:ligatures w14:val="none"/>
               </w:rPr>
-              <w:t>0.001</w:t>
+            </w:pPr>
+            <w:r>
+              <w:rPr>
+                <w:rFonts w:ascii="Aptos Narrow" w:hAnsi="Aptos Narrow"/>
+                <w:color w:val="000000"/>
+                <w:sz w:val="22"/>
+              </w:rPr>
+              <w:t>0.7284 ± 0.0050</w:t>
             </w:r>
           </w:p>
         </w:tc>
@@ -5111,6 +5486,7 @@
           <w:tcPr>
             <w:tcW w:w="0" w:type="auto"/>
             <w:noWrap/>
+            <w:vAlign w:val="center"/>
             <w:hideMark/>
           </w:tcPr>
           <w:p>
@@ -5128,76 +5504,9 @@
             </w:pPr>
             <w:r>
               <w:rPr>
-                <w:rFonts w:eastAsia="Times New Roman" w:cs="Times New Roman"/>
-                <w:color w:val="000000"/>
-                <w:sz w:val="24"/>
-                <w:szCs w:val="24"/>
-                <w:lang w:eastAsia="en-GB"/>
-                <w14:ligatures w14:val="none"/>
-              </w:rPr>
-              <w:t>0.7657 ± 0.0047</w:t>
-            </w:r>
-          </w:p>
-        </w:tc>
-        <w:tc>
-          <w:tcPr>
-            <w:tcW w:w="0" w:type="auto"/>
-            <w:noWrap/>
-            <w:hideMark/>
-          </w:tcPr>
-          <w:p>
-            <w:pPr>
-              <w:jc w:val="center"/>
-              <w15:collapsed w:val="0"/>
-              <w:rPr>
-                <w:rFonts w:eastAsia="Times New Roman" w:cs="Times New Roman"/>
-                <w:color w:val="000000"/>
-                <w:sz w:val="24"/>
-                <w:szCs w:val="24"/>
-                <w:lang w:eastAsia="en-GB"/>
-                <w14:ligatures w14:val="none"/>
-              </w:rPr>
-            </w:pPr>
-            <w:r>
-              <w:rPr>
-                <w:rFonts w:eastAsia="Times New Roman" w:cs="Times New Roman"/>
-                <w:color w:val="000000"/>
-                <w:sz w:val="24"/>
-                <w:szCs w:val="24"/>
-                <w:lang w:eastAsia="en-GB"/>
-                <w14:ligatures w14:val="none"/>
-              </w:rPr>
-              <w:t>0.7284 ± 0.0050</w:t>
-            </w:r>
-          </w:p>
-        </w:tc>
-        <w:tc>
-          <w:tcPr>
-            <w:tcW w:w="0" w:type="auto"/>
-            <w:noWrap/>
-            <w:hideMark/>
-          </w:tcPr>
-          <w:p>
-            <w:pPr>
-              <w:jc w:val="center"/>
-              <w15:collapsed w:val="0"/>
-              <w:rPr>
-                <w:rFonts w:eastAsia="Times New Roman" w:cs="Times New Roman"/>
-                <w:color w:val="000000"/>
-                <w:sz w:val="24"/>
-                <w:szCs w:val="24"/>
-                <w:lang w:eastAsia="en-GB"/>
-                <w14:ligatures w14:val="none"/>
-              </w:rPr>
-            </w:pPr>
-            <w:r>
-              <w:rPr>
-                <w:rFonts w:eastAsia="Times New Roman" w:cs="Times New Roman"/>
-                <w:color w:val="000000"/>
-                <w:sz w:val="24"/>
-                <w:szCs w:val="24"/>
-                <w:lang w:eastAsia="en-GB"/>
-                <w14:ligatures w14:val="none"/>
+                <w:rFonts w:ascii="Aptos Narrow" w:hAnsi="Aptos Narrow"/>
+                <w:color w:val="000000"/>
+                <w:sz w:val="22"/>
               </w:rPr>
               <w:t>0.0373</w:t>
             </w:r>
@@ -5244,6 +5553,7 @@
           <w:tcPr>
             <w:tcW w:w="0" w:type="auto"/>
             <w:noWrap/>
+            <w:vAlign w:val="center"/>
             <w:hideMark/>
           </w:tcPr>
           <w:p>
@@ -5261,6 +5571,26 @@
             </w:pPr>
             <w:r>
               <w:rPr>
+                <w:rFonts w:ascii="Aptos Narrow" w:hAnsi="Aptos Narrow"/>
+                <w:color w:val="000000"/>
+                <w:sz w:val="22"/>
+              </w:rPr>
+              <w:t>0.1</w:t>
+            </w:r>
+          </w:p>
+        </w:tc>
+        <w:tc>
+          <w:tcPr>
+            <w:tcW w:w="0" w:type="auto"/>
+            <w:noWrap/>
+            <w:vAlign w:val="center"/>
+            <w:hideMark/>
+          </w:tcPr>
+          <w:p>
+            <w:pPr>
+              <w:jc w:val="center"/>
+              <w15:collapsed w:val="0"/>
+              <w:rPr>
                 <w:rFonts w:eastAsia="Times New Roman" w:cs="Times New Roman"/>
                 <w:color w:val="000000"/>
                 <w:sz w:val="24"/>
@@ -5268,7 +5598,14 @@
                 <w:lang w:eastAsia="en-GB"/>
                 <w14:ligatures w14:val="none"/>
               </w:rPr>
-              <w:t>0.1</w:t>
+            </w:pPr>
+            <w:r>
+              <w:rPr>
+                <w:rFonts w:ascii="Aptos Narrow" w:hAnsi="Aptos Narrow"/>
+                <w:color w:val="000000"/>
+                <w:sz w:val="22"/>
+              </w:rPr>
+              <w:t>0.01</w:t>
             </w:r>
           </w:p>
         </w:tc>
@@ -5276,6 +5613,7 @@
           <w:tcPr>
             <w:tcW w:w="0" w:type="auto"/>
             <w:noWrap/>
+            <w:vAlign w:val="center"/>
             <w:hideMark/>
           </w:tcPr>
           <w:p>
@@ -5293,6 +5631,26 @@
             </w:pPr>
             <w:r>
               <w:rPr>
+                <w:rFonts w:ascii="Aptos Narrow" w:hAnsi="Aptos Narrow"/>
+                <w:color w:val="000000"/>
+                <w:sz w:val="22"/>
+              </w:rPr>
+              <w:t>0.6909 ± 0.0019</w:t>
+            </w:r>
+          </w:p>
+        </w:tc>
+        <w:tc>
+          <w:tcPr>
+            <w:tcW w:w="0" w:type="auto"/>
+            <w:noWrap/>
+            <w:vAlign w:val="center"/>
+            <w:hideMark/>
+          </w:tcPr>
+          <w:p>
+            <w:pPr>
+              <w:jc w:val="center"/>
+              <w15:collapsed w:val="0"/>
+              <w:rPr>
                 <w:rFonts w:eastAsia="Times New Roman" w:cs="Times New Roman"/>
                 <w:color w:val="000000"/>
                 <w:sz w:val="24"/>
@@ -5300,7 +5658,14 @@
                 <w:lang w:eastAsia="en-GB"/>
                 <w14:ligatures w14:val="none"/>
               </w:rPr>
-              <w:t>0.01</w:t>
+            </w:pPr>
+            <w:r>
+              <w:rPr>
+                <w:rFonts w:ascii="Aptos Narrow" w:hAnsi="Aptos Narrow"/>
+                <w:color w:val="000000"/>
+                <w:sz w:val="22"/>
+              </w:rPr>
+              <w:t>0.6105 ± 0.0081</w:t>
             </w:r>
           </w:p>
         </w:tc>
@@ -5308,6 +5673,7 @@
           <w:tcPr>
             <w:tcW w:w="0" w:type="auto"/>
             <w:noWrap/>
+            <w:vAlign w:val="center"/>
             <w:hideMark/>
           </w:tcPr>
           <w:p>
@@ -5325,78 +5691,11 @@
             </w:pPr>
             <w:r>
               <w:rPr>
-                <w:rFonts w:eastAsia="Times New Roman" w:cs="Times New Roman"/>
-                <w:color w:val="000000"/>
-                <w:sz w:val="24"/>
-                <w:szCs w:val="24"/>
-                <w:lang w:eastAsia="en-GB"/>
-                <w14:ligatures w14:val="none"/>
-              </w:rPr>
-              <w:t>0.6917 ± 0.0020</w:t>
-            </w:r>
-          </w:p>
-        </w:tc>
-        <w:tc>
-          <w:tcPr>
-            <w:tcW w:w="0" w:type="auto"/>
-            <w:noWrap/>
-            <w:hideMark/>
-          </w:tcPr>
-          <w:p>
-            <w:pPr>
-              <w:jc w:val="center"/>
-              <w15:collapsed w:val="0"/>
-              <w:rPr>
-                <w:rFonts w:eastAsia="Times New Roman" w:cs="Times New Roman"/>
-                <w:color w:val="000000"/>
-                <w:sz w:val="24"/>
-                <w:szCs w:val="24"/>
-                <w:lang w:eastAsia="en-GB"/>
-                <w14:ligatures w14:val="none"/>
-              </w:rPr>
-            </w:pPr>
-            <w:r>
-              <w:rPr>
-                <w:rFonts w:eastAsia="Times New Roman" w:cs="Times New Roman"/>
-                <w:color w:val="000000"/>
-                <w:sz w:val="24"/>
-                <w:szCs w:val="24"/>
-                <w:lang w:eastAsia="en-GB"/>
-                <w14:ligatures w14:val="none"/>
-              </w:rPr>
-              <w:t>0.6104 ± 0.0044</w:t>
-            </w:r>
-          </w:p>
-        </w:tc>
-        <w:tc>
-          <w:tcPr>
-            <w:tcW w:w="0" w:type="auto"/>
-            <w:noWrap/>
-            <w:hideMark/>
-          </w:tcPr>
-          <w:p>
-            <w:pPr>
-              <w:jc w:val="center"/>
-              <w15:collapsed w:val="0"/>
-              <w:rPr>
-                <w:rFonts w:eastAsia="Times New Roman" w:cs="Times New Roman"/>
-                <w:color w:val="000000"/>
-                <w:sz w:val="24"/>
-                <w:szCs w:val="24"/>
-                <w:lang w:eastAsia="en-GB"/>
-                <w14:ligatures w14:val="none"/>
-              </w:rPr>
-            </w:pPr>
-            <w:r>
-              <w:rPr>
-                <w:rFonts w:eastAsia="Times New Roman" w:cs="Times New Roman"/>
-                <w:color w:val="000000"/>
-                <w:sz w:val="24"/>
-                <w:szCs w:val="24"/>
-                <w:lang w:eastAsia="en-GB"/>
-                <w14:ligatures w14:val="none"/>
-              </w:rPr>
-              <w:t>0.0813</w:t>
+                <w:rFonts w:ascii="Aptos Narrow" w:hAnsi="Aptos Narrow"/>
+                <w:color w:val="000000"/>
+                <w:sz w:val="22"/>
+              </w:rPr>
+              <w:t>0.0804</w:t>
             </w:r>
           </w:p>
         </w:tc>
@@ -5441,6 +5740,7 @@
           <w:tcPr>
             <w:tcW w:w="0" w:type="auto"/>
             <w:noWrap/>
+            <w:vAlign w:val="center"/>
             <w:hideMark/>
           </w:tcPr>
           <w:p>
@@ -5458,6 +5758,26 @@
             </w:pPr>
             <w:r>
               <w:rPr>
+                <w:rFonts w:ascii="Aptos Narrow" w:hAnsi="Aptos Narrow"/>
+                <w:color w:val="000000"/>
+                <w:sz w:val="22"/>
+              </w:rPr>
+              <w:t>0.1</w:t>
+            </w:r>
+          </w:p>
+        </w:tc>
+        <w:tc>
+          <w:tcPr>
+            <w:tcW w:w="0" w:type="auto"/>
+            <w:noWrap/>
+            <w:vAlign w:val="center"/>
+            <w:hideMark/>
+          </w:tcPr>
+          <w:p>
+            <w:pPr>
+              <w:jc w:val="center"/>
+              <w15:collapsed w:val="0"/>
+              <w:rPr>
                 <w:rFonts w:eastAsia="Times New Roman" w:cs="Times New Roman"/>
                 <w:color w:val="000000"/>
                 <w:sz w:val="24"/>
@@ -5465,6 +5785,13 @@
                 <w:lang w:eastAsia="en-GB"/>
                 <w14:ligatures w14:val="none"/>
               </w:rPr>
+            </w:pPr>
+            <w:r>
+              <w:rPr>
+                <w:rFonts w:ascii="Aptos Narrow" w:hAnsi="Aptos Narrow"/>
+                <w:color w:val="000000"/>
+                <w:sz w:val="22"/>
+              </w:rPr>
               <w:t>0.1</w:t>
             </w:r>
           </w:p>
@@ -5473,6 +5800,7 @@
           <w:tcPr>
             <w:tcW w:w="0" w:type="auto"/>
             <w:noWrap/>
+            <w:vAlign w:val="center"/>
             <w:hideMark/>
           </w:tcPr>
           <w:p>
@@ -5490,6 +5818,26 @@
             </w:pPr>
             <w:r>
               <w:rPr>
+                <w:rFonts w:ascii="Aptos Narrow" w:hAnsi="Aptos Narrow"/>
+                <w:color w:val="000000"/>
+                <w:sz w:val="22"/>
+              </w:rPr>
+              <w:t>1.0000 ± 0.0000</w:t>
+            </w:r>
+          </w:p>
+        </w:tc>
+        <w:tc>
+          <w:tcPr>
+            <w:tcW w:w="0" w:type="auto"/>
+            <w:noWrap/>
+            <w:vAlign w:val="center"/>
+            <w:hideMark/>
+          </w:tcPr>
+          <w:p>
+            <w:pPr>
+              <w:jc w:val="center"/>
+              <w15:collapsed w:val="0"/>
+              <w:rPr>
                 <w:rFonts w:eastAsia="Times New Roman" w:cs="Times New Roman"/>
                 <w:color w:val="000000"/>
                 <w:sz w:val="24"/>
@@ -5497,7 +5845,14 @@
                 <w:lang w:eastAsia="en-GB"/>
                 <w14:ligatures w14:val="none"/>
               </w:rPr>
-              <w:t>0.1</w:t>
+            </w:pPr>
+            <w:r>
+              <w:rPr>
+                <w:rFonts w:ascii="Aptos Narrow" w:hAnsi="Aptos Narrow"/>
+                <w:color w:val="000000"/>
+                <w:sz w:val="22"/>
+              </w:rPr>
+              <w:t>0.5000 ± 0.0000</w:t>
             </w:r>
           </w:p>
         </w:tc>
@@ -5505,6 +5860,7 @@
           <w:tcPr>
             <w:tcW w:w="0" w:type="auto"/>
             <w:noWrap/>
+            <w:vAlign w:val="center"/>
             <w:hideMark/>
           </w:tcPr>
           <w:p>
@@ -5522,76 +5878,9 @@
             </w:pPr>
             <w:r>
               <w:rPr>
-                <w:rFonts w:eastAsia="Times New Roman" w:cs="Times New Roman"/>
-                <w:color w:val="000000"/>
-                <w:sz w:val="24"/>
-                <w:szCs w:val="24"/>
-                <w:lang w:eastAsia="en-GB"/>
-                <w14:ligatures w14:val="none"/>
-              </w:rPr>
-              <w:t>1.0000 ± 0.0000</w:t>
-            </w:r>
-          </w:p>
-        </w:tc>
-        <w:tc>
-          <w:tcPr>
-            <w:tcW w:w="0" w:type="auto"/>
-            <w:noWrap/>
-            <w:hideMark/>
-          </w:tcPr>
-          <w:p>
-            <w:pPr>
-              <w:jc w:val="center"/>
-              <w15:collapsed w:val="0"/>
-              <w:rPr>
-                <w:rFonts w:eastAsia="Times New Roman" w:cs="Times New Roman"/>
-                <w:color w:val="000000"/>
-                <w:sz w:val="24"/>
-                <w:szCs w:val="24"/>
-                <w:lang w:eastAsia="en-GB"/>
-                <w14:ligatures w14:val="none"/>
-              </w:rPr>
-            </w:pPr>
-            <w:r>
-              <w:rPr>
-                <w:rFonts w:eastAsia="Times New Roman" w:cs="Times New Roman"/>
-                <w:color w:val="000000"/>
-                <w:sz w:val="24"/>
-                <w:szCs w:val="24"/>
-                <w:lang w:eastAsia="en-GB"/>
-                <w14:ligatures w14:val="none"/>
-              </w:rPr>
-              <w:t>0.5000 ± 0.0000</w:t>
-            </w:r>
-          </w:p>
-        </w:tc>
-        <w:tc>
-          <w:tcPr>
-            <w:tcW w:w="0" w:type="auto"/>
-            <w:noWrap/>
-            <w:hideMark/>
-          </w:tcPr>
-          <w:p>
-            <w:pPr>
-              <w:jc w:val="center"/>
-              <w15:collapsed w:val="0"/>
-              <w:rPr>
-                <w:rFonts w:eastAsia="Times New Roman" w:cs="Times New Roman"/>
-                <w:color w:val="000000"/>
-                <w:sz w:val="24"/>
-                <w:szCs w:val="24"/>
-                <w:lang w:eastAsia="en-GB"/>
-                <w14:ligatures w14:val="none"/>
-              </w:rPr>
-            </w:pPr>
-            <w:r>
-              <w:rPr>
-                <w:rFonts w:eastAsia="Times New Roman" w:cs="Times New Roman"/>
-                <w:color w:val="000000"/>
-                <w:sz w:val="24"/>
-                <w:szCs w:val="24"/>
-                <w:lang w:eastAsia="en-GB"/>
-                <w14:ligatures w14:val="none"/>
+                <w:rFonts w:ascii="Aptos Narrow" w:hAnsi="Aptos Narrow"/>
+                <w:color w:val="000000"/>
+                <w:sz w:val="22"/>
               </w:rPr>
               <w:t>0.5</w:t>
             </w:r>
@@ -5638,6 +5927,7 @@
           <w:tcPr>
             <w:tcW w:w="0" w:type="auto"/>
             <w:noWrap/>
+            <w:vAlign w:val="center"/>
             <w:hideMark/>
           </w:tcPr>
           <w:p>
@@ -5655,6 +5945,26 @@
             </w:pPr>
             <w:r>
               <w:rPr>
+                <w:rFonts w:ascii="Aptos Narrow" w:hAnsi="Aptos Narrow"/>
+                <w:color w:val="000000"/>
+                <w:sz w:val="22"/>
+              </w:rPr>
+              <w:t>1</w:t>
+            </w:r>
+          </w:p>
+        </w:tc>
+        <w:tc>
+          <w:tcPr>
+            <w:tcW w:w="0" w:type="auto"/>
+            <w:noWrap/>
+            <w:vAlign w:val="center"/>
+            <w:hideMark/>
+          </w:tcPr>
+          <w:p>
+            <w:pPr>
+              <w:jc w:val="center"/>
+              <w15:collapsed w:val="0"/>
+              <w:rPr>
                 <w:rFonts w:eastAsia="Times New Roman" w:cs="Times New Roman"/>
                 <w:color w:val="000000"/>
                 <w:sz w:val="24"/>
@@ -5662,7 +5972,14 @@
                 <w:lang w:eastAsia="en-GB"/>
                 <w14:ligatures w14:val="none"/>
               </w:rPr>
-              <w:t>1</w:t>
+            </w:pPr>
+            <w:r>
+              <w:rPr>
+                <w:rFonts w:ascii="Aptos Narrow" w:hAnsi="Aptos Narrow"/>
+                <w:color w:val="000000"/>
+                <w:sz w:val="22"/>
+              </w:rPr>
+              <w:t>0.001</w:t>
             </w:r>
           </w:p>
         </w:tc>
@@ -5670,6 +5987,7 @@
           <w:tcPr>
             <w:tcW w:w="0" w:type="auto"/>
             <w:noWrap/>
+            <w:vAlign w:val="center"/>
             <w:hideMark/>
           </w:tcPr>
           <w:p>
@@ -5687,6 +6005,26 @@
             </w:pPr>
             <w:r>
               <w:rPr>
+                <w:rFonts w:ascii="Aptos Narrow" w:hAnsi="Aptos Narrow"/>
+                <w:color w:val="000000"/>
+                <w:sz w:val="22"/>
+              </w:rPr>
+              <w:t>0.8398 ± 0.0042</w:t>
+            </w:r>
+          </w:p>
+        </w:tc>
+        <w:tc>
+          <w:tcPr>
+            <w:tcW w:w="0" w:type="auto"/>
+            <w:noWrap/>
+            <w:vAlign w:val="center"/>
+            <w:hideMark/>
+          </w:tcPr>
+          <w:p>
+            <w:pPr>
+              <w:jc w:val="center"/>
+              <w15:collapsed w:val="0"/>
+              <w:rPr>
                 <w:rFonts w:eastAsia="Times New Roman" w:cs="Times New Roman"/>
                 <w:color w:val="000000"/>
                 <w:sz w:val="24"/>
@@ -5694,7 +6032,14 @@
                 <w:lang w:eastAsia="en-GB"/>
                 <w14:ligatures w14:val="none"/>
               </w:rPr>
-              <w:t>0.001</w:t>
+            </w:pPr>
+            <w:r>
+              <w:rPr>
+                <w:rFonts w:ascii="Aptos Narrow" w:hAnsi="Aptos Narrow"/>
+                <w:color w:val="000000"/>
+                <w:sz w:val="22"/>
+              </w:rPr>
+              <w:t>0.7327 ± 0.0072</w:t>
             </w:r>
           </w:p>
         </w:tc>
@@ -5702,6 +6047,7 @@
           <w:tcPr>
             <w:tcW w:w="0" w:type="auto"/>
             <w:noWrap/>
+            <w:vAlign w:val="center"/>
             <w:hideMark/>
           </w:tcPr>
           <w:p>
@@ -5719,78 +6065,11 @@
             </w:pPr>
             <w:r>
               <w:rPr>
-                <w:rFonts w:eastAsia="Times New Roman" w:cs="Times New Roman"/>
-                <w:color w:val="000000"/>
-                <w:sz w:val="24"/>
-                <w:szCs w:val="24"/>
-                <w:lang w:eastAsia="en-GB"/>
-                <w14:ligatures w14:val="none"/>
-              </w:rPr>
-              <w:t>0.8397 ± 0.0053</w:t>
-            </w:r>
-          </w:p>
-        </w:tc>
-        <w:tc>
-          <w:tcPr>
-            <w:tcW w:w="0" w:type="auto"/>
-            <w:noWrap/>
-            <w:hideMark/>
-          </w:tcPr>
-          <w:p>
-            <w:pPr>
-              <w:jc w:val="center"/>
-              <w15:collapsed w:val="0"/>
-              <w:rPr>
-                <w:rFonts w:eastAsia="Times New Roman" w:cs="Times New Roman"/>
-                <w:color w:val="000000"/>
-                <w:sz w:val="24"/>
-                <w:szCs w:val="24"/>
-                <w:lang w:eastAsia="en-GB"/>
-                <w14:ligatures w14:val="none"/>
-              </w:rPr>
-            </w:pPr>
-            <w:r>
-              <w:rPr>
-                <w:rFonts w:eastAsia="Times New Roman" w:cs="Times New Roman"/>
-                <w:color w:val="000000"/>
-                <w:sz w:val="24"/>
-                <w:szCs w:val="24"/>
-                <w:lang w:eastAsia="en-GB"/>
-                <w14:ligatures w14:val="none"/>
-              </w:rPr>
-              <w:t>0.7347 ± 0.0093</w:t>
-            </w:r>
-          </w:p>
-        </w:tc>
-        <w:tc>
-          <w:tcPr>
-            <w:tcW w:w="0" w:type="auto"/>
-            <w:noWrap/>
-            <w:hideMark/>
-          </w:tcPr>
-          <w:p>
-            <w:pPr>
-              <w:jc w:val="center"/>
-              <w15:collapsed w:val="0"/>
-              <w:rPr>
-                <w:rFonts w:eastAsia="Times New Roman" w:cs="Times New Roman"/>
-                <w:color w:val="000000"/>
-                <w:sz w:val="24"/>
-                <w:szCs w:val="24"/>
-                <w:lang w:eastAsia="en-GB"/>
-                <w14:ligatures w14:val="none"/>
-              </w:rPr>
-            </w:pPr>
-            <w:r>
-              <w:rPr>
-                <w:rFonts w:eastAsia="Times New Roman" w:cs="Times New Roman"/>
-                <w:color w:val="000000"/>
-                <w:sz w:val="24"/>
-                <w:szCs w:val="24"/>
-                <w:lang w:eastAsia="en-GB"/>
-                <w14:ligatures w14:val="none"/>
-              </w:rPr>
-              <w:t>0.105</w:t>
+                <w:rFonts w:ascii="Aptos Narrow" w:hAnsi="Aptos Narrow"/>
+                <w:color w:val="000000"/>
+                <w:sz w:val="22"/>
+              </w:rPr>
+              <w:t>0.107</w:t>
             </w:r>
           </w:p>
         </w:tc>
@@ -5835,6 +6114,7 @@
           <w:tcPr>
             <w:tcW w:w="0" w:type="auto"/>
             <w:noWrap/>
+            <w:vAlign w:val="center"/>
             <w:hideMark/>
           </w:tcPr>
           <w:p>
@@ -5852,6 +6132,26 @@
             </w:pPr>
             <w:r>
               <w:rPr>
+                <w:rFonts w:ascii="Aptos Narrow" w:hAnsi="Aptos Narrow"/>
+                <w:color w:val="000000"/>
+                <w:sz w:val="22"/>
+              </w:rPr>
+              <w:t>1</w:t>
+            </w:r>
+          </w:p>
+        </w:tc>
+        <w:tc>
+          <w:tcPr>
+            <w:tcW w:w="0" w:type="auto"/>
+            <w:noWrap/>
+            <w:vAlign w:val="center"/>
+            <w:hideMark/>
+          </w:tcPr>
+          <w:p>
+            <w:pPr>
+              <w:jc w:val="center"/>
+              <w15:collapsed w:val="0"/>
+              <w:rPr>
                 <w:rFonts w:eastAsia="Times New Roman" w:cs="Times New Roman"/>
                 <w:color w:val="000000"/>
                 <w:sz w:val="24"/>
@@ -5859,7 +6159,14 @@
                 <w:lang w:eastAsia="en-GB"/>
                 <w14:ligatures w14:val="none"/>
               </w:rPr>
-              <w:t>1</w:t>
+            </w:pPr>
+            <w:r>
+              <w:rPr>
+                <w:rFonts w:ascii="Aptos Narrow" w:hAnsi="Aptos Narrow"/>
+                <w:color w:val="000000"/>
+                <w:sz w:val="22"/>
+              </w:rPr>
+              <w:t>0.01</w:t>
             </w:r>
           </w:p>
         </w:tc>
@@ -5867,6 +6174,7 @@
           <w:tcPr>
             <w:tcW w:w="0" w:type="auto"/>
             <w:noWrap/>
+            <w:vAlign w:val="center"/>
             <w:hideMark/>
           </w:tcPr>
           <w:p>
@@ -5884,6 +6192,26 @@
             </w:pPr>
             <w:r>
               <w:rPr>
+                <w:rFonts w:ascii="Aptos Narrow" w:hAnsi="Aptos Narrow"/>
+                <w:color w:val="000000"/>
+                <w:sz w:val="22"/>
+              </w:rPr>
+              <w:t>0.9954 ± 0.0005</w:t>
+            </w:r>
+          </w:p>
+        </w:tc>
+        <w:tc>
+          <w:tcPr>
+            <w:tcW w:w="0" w:type="auto"/>
+            <w:noWrap/>
+            <w:vAlign w:val="center"/>
+            <w:hideMark/>
+          </w:tcPr>
+          <w:p>
+            <w:pPr>
+              <w:jc w:val="center"/>
+              <w15:collapsed w:val="0"/>
+              <w:rPr>
                 <w:rFonts w:eastAsia="Times New Roman" w:cs="Times New Roman"/>
                 <w:color w:val="000000"/>
                 <w:sz w:val="24"/>
@@ -5891,7 +6219,14 @@
                 <w:lang w:eastAsia="en-GB"/>
                 <w14:ligatures w14:val="none"/>
               </w:rPr>
-              <w:t>0.01</w:t>
+            </w:pPr>
+            <w:r>
+              <w:rPr>
+                <w:rFonts w:ascii="Aptos Narrow" w:hAnsi="Aptos Narrow"/>
+                <w:color w:val="000000"/>
+                <w:sz w:val="22"/>
+              </w:rPr>
+              <w:t>0.6942 ± 0.0073</w:t>
             </w:r>
           </w:p>
         </w:tc>
@@ -5899,6 +6234,7 @@
           <w:tcPr>
             <w:tcW w:w="0" w:type="auto"/>
             <w:noWrap/>
+            <w:vAlign w:val="center"/>
             <w:hideMark/>
           </w:tcPr>
           <w:p>
@@ -5916,78 +6252,11 @@
             </w:pPr>
             <w:r>
               <w:rPr>
-                <w:rFonts w:eastAsia="Times New Roman" w:cs="Times New Roman"/>
-                <w:color w:val="000000"/>
-                <w:sz w:val="24"/>
-                <w:szCs w:val="24"/>
-                <w:lang w:eastAsia="en-GB"/>
-                <w14:ligatures w14:val="none"/>
-              </w:rPr>
-              <w:t>0.9949 ± 0.0005</w:t>
-            </w:r>
-          </w:p>
-        </w:tc>
-        <w:tc>
-          <w:tcPr>
-            <w:tcW w:w="0" w:type="auto"/>
-            <w:noWrap/>
-            <w:hideMark/>
-          </w:tcPr>
-          <w:p>
-            <w:pPr>
-              <w:jc w:val="center"/>
-              <w15:collapsed w:val="0"/>
-              <w:rPr>
-                <w:rFonts w:eastAsia="Times New Roman" w:cs="Times New Roman"/>
-                <w:color w:val="000000"/>
-                <w:sz w:val="24"/>
-                <w:szCs w:val="24"/>
-                <w:lang w:eastAsia="en-GB"/>
-                <w14:ligatures w14:val="none"/>
-              </w:rPr>
-            </w:pPr>
-            <w:r>
-              <w:rPr>
-                <w:rFonts w:eastAsia="Times New Roman" w:cs="Times New Roman"/>
-                <w:color w:val="000000"/>
-                <w:sz w:val="24"/>
-                <w:szCs w:val="24"/>
-                <w:lang w:eastAsia="en-GB"/>
-                <w14:ligatures w14:val="none"/>
-              </w:rPr>
-              <w:t>0.6939 ± 0.0057</w:t>
-            </w:r>
-          </w:p>
-        </w:tc>
-        <w:tc>
-          <w:tcPr>
-            <w:tcW w:w="0" w:type="auto"/>
-            <w:noWrap/>
-            <w:hideMark/>
-          </w:tcPr>
-          <w:p>
-            <w:pPr>
-              <w:jc w:val="center"/>
-              <w15:collapsed w:val="0"/>
-              <w:rPr>
-                <w:rFonts w:eastAsia="Times New Roman" w:cs="Times New Roman"/>
-                <w:color w:val="000000"/>
-                <w:sz w:val="24"/>
-                <w:szCs w:val="24"/>
-                <w:lang w:eastAsia="en-GB"/>
-                <w14:ligatures w14:val="none"/>
-              </w:rPr>
-            </w:pPr>
-            <w:r>
-              <w:rPr>
-                <w:rFonts w:eastAsia="Times New Roman" w:cs="Times New Roman"/>
-                <w:color w:val="000000"/>
-                <w:sz w:val="24"/>
-                <w:szCs w:val="24"/>
-                <w:lang w:eastAsia="en-GB"/>
-                <w14:ligatures w14:val="none"/>
-              </w:rPr>
-              <w:t>0.3009</w:t>
+                <w:rFonts w:ascii="Aptos Narrow" w:hAnsi="Aptos Narrow"/>
+                <w:color w:val="000000"/>
+                <w:sz w:val="22"/>
+              </w:rPr>
+              <w:t>0.3012</w:t>
             </w:r>
           </w:p>
         </w:tc>
@@ -6032,6 +6301,7 @@
           <w:tcPr>
             <w:tcW w:w="0" w:type="auto"/>
             <w:noWrap/>
+            <w:vAlign w:val="center"/>
             <w:hideMark/>
           </w:tcPr>
           <w:p>
@@ -6049,6 +6319,26 @@
             </w:pPr>
             <w:r>
               <w:rPr>
+                <w:rFonts w:ascii="Aptos Narrow" w:hAnsi="Aptos Narrow"/>
+                <w:color w:val="000000"/>
+                <w:sz w:val="22"/>
+              </w:rPr>
+              <w:t>1</w:t>
+            </w:r>
+          </w:p>
+        </w:tc>
+        <w:tc>
+          <w:tcPr>
+            <w:tcW w:w="0" w:type="auto"/>
+            <w:noWrap/>
+            <w:vAlign w:val="center"/>
+            <w:hideMark/>
+          </w:tcPr>
+          <w:p>
+            <w:pPr>
+              <w:jc w:val="center"/>
+              <w15:collapsed w:val="0"/>
+              <w:rPr>
                 <w:rFonts w:eastAsia="Times New Roman" w:cs="Times New Roman"/>
                 <w:color w:val="000000"/>
                 <w:sz w:val="24"/>
@@ -6056,7 +6346,14 @@
                 <w:lang w:eastAsia="en-GB"/>
                 <w14:ligatures w14:val="none"/>
               </w:rPr>
-              <w:t>1</w:t>
+            </w:pPr>
+            <w:r>
+              <w:rPr>
+                <w:rFonts w:ascii="Aptos Narrow" w:hAnsi="Aptos Narrow"/>
+                <w:color w:val="000000"/>
+                <w:sz w:val="22"/>
+              </w:rPr>
+              <w:t>0.1</w:t>
             </w:r>
           </w:p>
         </w:tc>
@@ -6064,6 +6361,7 @@
           <w:tcPr>
             <w:tcW w:w="0" w:type="auto"/>
             <w:noWrap/>
+            <w:vAlign w:val="center"/>
             <w:hideMark/>
           </w:tcPr>
           <w:p>
@@ -6081,6 +6379,26 @@
             </w:pPr>
             <w:r>
               <w:rPr>
+                <w:rFonts w:ascii="Aptos Narrow" w:hAnsi="Aptos Narrow"/>
+                <w:color w:val="000000"/>
+                <w:sz w:val="22"/>
+              </w:rPr>
+              <w:t>1.0000 ± 0.0000</w:t>
+            </w:r>
+          </w:p>
+        </w:tc>
+        <w:tc>
+          <w:tcPr>
+            <w:tcW w:w="0" w:type="auto"/>
+            <w:noWrap/>
+            <w:vAlign w:val="center"/>
+            <w:hideMark/>
+          </w:tcPr>
+          <w:p>
+            <w:pPr>
+              <w:jc w:val="center"/>
+              <w15:collapsed w:val="0"/>
+              <w:rPr>
                 <w:rFonts w:eastAsia="Times New Roman" w:cs="Times New Roman"/>
                 <w:color w:val="000000"/>
                 <w:sz w:val="24"/>
@@ -6088,7 +6406,14 @@
                 <w:lang w:eastAsia="en-GB"/>
                 <w14:ligatures w14:val="none"/>
               </w:rPr>
-              <w:t>0.1</w:t>
+            </w:pPr>
+            <w:r>
+              <w:rPr>
+                <w:rFonts w:ascii="Aptos Narrow" w:hAnsi="Aptos Narrow"/>
+                <w:color w:val="000000"/>
+                <w:sz w:val="22"/>
+              </w:rPr>
+              <w:t>0.5001 ± 0.0003</w:t>
             </w:r>
           </w:p>
         </w:tc>
@@ -6096,6 +6421,7 @@
           <w:tcPr>
             <w:tcW w:w="0" w:type="auto"/>
             <w:noWrap/>
+            <w:vAlign w:val="center"/>
             <w:hideMark/>
           </w:tcPr>
           <w:p>
@@ -6113,78 +6439,11 @@
             </w:pPr>
             <w:r>
               <w:rPr>
-                <w:rFonts w:eastAsia="Times New Roman" w:cs="Times New Roman"/>
-                <w:color w:val="000000"/>
-                <w:sz w:val="24"/>
-                <w:szCs w:val="24"/>
-                <w:lang w:eastAsia="en-GB"/>
-                <w14:ligatures w14:val="none"/>
-              </w:rPr>
-              <w:t>1.0000 ± 0.0000</w:t>
-            </w:r>
-          </w:p>
-        </w:tc>
-        <w:tc>
-          <w:tcPr>
-            <w:tcW w:w="0" w:type="auto"/>
-            <w:noWrap/>
-            <w:hideMark/>
-          </w:tcPr>
-          <w:p>
-            <w:pPr>
-              <w:jc w:val="center"/>
-              <w15:collapsed w:val="0"/>
-              <w:rPr>
-                <w:rFonts w:eastAsia="Times New Roman" w:cs="Times New Roman"/>
-                <w:color w:val="000000"/>
-                <w:sz w:val="24"/>
-                <w:szCs w:val="24"/>
-                <w:lang w:eastAsia="en-GB"/>
-                <w14:ligatures w14:val="none"/>
-              </w:rPr>
-            </w:pPr>
-            <w:r>
-              <w:rPr>
-                <w:rFonts w:eastAsia="Times New Roman" w:cs="Times New Roman"/>
-                <w:color w:val="000000"/>
-                <w:sz w:val="24"/>
-                <w:szCs w:val="24"/>
-                <w:lang w:eastAsia="en-GB"/>
-                <w14:ligatures w14:val="none"/>
-              </w:rPr>
-              <w:t>0.5000 ± 0.0000</w:t>
-            </w:r>
-          </w:p>
-        </w:tc>
-        <w:tc>
-          <w:tcPr>
-            <w:tcW w:w="0" w:type="auto"/>
-            <w:noWrap/>
-            <w:hideMark/>
-          </w:tcPr>
-          <w:p>
-            <w:pPr>
-              <w:jc w:val="center"/>
-              <w15:collapsed w:val="0"/>
-              <w:rPr>
-                <w:rFonts w:eastAsia="Times New Roman" w:cs="Times New Roman"/>
-                <w:color w:val="000000"/>
-                <w:sz w:val="24"/>
-                <w:szCs w:val="24"/>
-                <w:lang w:eastAsia="en-GB"/>
-                <w14:ligatures w14:val="none"/>
-              </w:rPr>
-            </w:pPr>
-            <w:r>
-              <w:rPr>
-                <w:rFonts w:eastAsia="Times New Roman" w:cs="Times New Roman"/>
-                <w:color w:val="000000"/>
-                <w:sz w:val="24"/>
-                <w:szCs w:val="24"/>
-                <w:lang w:eastAsia="en-GB"/>
-                <w14:ligatures w14:val="none"/>
-              </w:rPr>
-              <w:t>0.5</w:t>
+                <w:rFonts w:ascii="Aptos Narrow" w:hAnsi="Aptos Narrow"/>
+                <w:color w:val="000000"/>
+                <w:sz w:val="22"/>
+              </w:rPr>
+              <w:t>0.4999</w:t>
             </w:r>
           </w:p>
         </w:tc>
@@ -6229,6 +6488,7 @@
           <w:tcPr>
             <w:tcW w:w="0" w:type="auto"/>
             <w:noWrap/>
+            <w:vAlign w:val="center"/>
             <w:hideMark/>
           </w:tcPr>
           <w:p>
@@ -6246,6 +6506,26 @@
             </w:pPr>
             <w:r>
               <w:rPr>
+                <w:rFonts w:ascii="Aptos Narrow" w:hAnsi="Aptos Narrow"/>
+                <w:color w:val="000000"/>
+                <w:sz w:val="22"/>
+              </w:rPr>
+              <w:t>10</w:t>
+            </w:r>
+          </w:p>
+        </w:tc>
+        <w:tc>
+          <w:tcPr>
+            <w:tcW w:w="0" w:type="auto"/>
+            <w:noWrap/>
+            <w:vAlign w:val="center"/>
+            <w:hideMark/>
+          </w:tcPr>
+          <w:p>
+            <w:pPr>
+              <w:jc w:val="center"/>
+              <w15:collapsed w:val="0"/>
+              <w:rPr>
                 <w:rFonts w:eastAsia="Times New Roman" w:cs="Times New Roman"/>
                 <w:color w:val="000000"/>
                 <w:sz w:val="24"/>
@@ -6253,7 +6533,14 @@
                 <w:lang w:eastAsia="en-GB"/>
                 <w14:ligatures w14:val="none"/>
               </w:rPr>
-              <w:t>10</w:t>
+            </w:pPr>
+            <w:r>
+              <w:rPr>
+                <w:rFonts w:ascii="Aptos Narrow" w:hAnsi="Aptos Narrow"/>
+                <w:color w:val="000000"/>
+                <w:sz w:val="22"/>
+              </w:rPr>
+              <w:t>0.001</w:t>
             </w:r>
           </w:p>
         </w:tc>
@@ -6261,6 +6548,7 @@
           <w:tcPr>
             <w:tcW w:w="0" w:type="auto"/>
             <w:noWrap/>
+            <w:vAlign w:val="center"/>
             <w:hideMark/>
           </w:tcPr>
           <w:p>
@@ -6278,6 +6566,26 @@
             </w:pPr>
             <w:r>
               <w:rPr>
+                <w:rFonts w:ascii="Aptos Narrow" w:hAnsi="Aptos Narrow"/>
+                <w:color w:val="000000"/>
+                <w:sz w:val="22"/>
+              </w:rPr>
+              <w:t>0.9585 ± 0.0023</w:t>
+            </w:r>
+          </w:p>
+        </w:tc>
+        <w:tc>
+          <w:tcPr>
+            <w:tcW w:w="0" w:type="auto"/>
+            <w:noWrap/>
+            <w:vAlign w:val="center"/>
+            <w:hideMark/>
+          </w:tcPr>
+          <w:p>
+            <w:pPr>
+              <w:jc w:val="center"/>
+              <w15:collapsed w:val="0"/>
+              <w:rPr>
                 <w:rFonts w:eastAsia="Times New Roman" w:cs="Times New Roman"/>
                 <w:color w:val="000000"/>
                 <w:sz w:val="24"/>
@@ -6285,7 +6593,14 @@
                 <w:lang w:eastAsia="en-GB"/>
                 <w14:ligatures w14:val="none"/>
               </w:rPr>
-              <w:t>0.001</w:t>
+            </w:pPr>
+            <w:r>
+              <w:rPr>
+                <w:rFonts w:ascii="Aptos Narrow" w:hAnsi="Aptos Narrow"/>
+                <w:color w:val="000000"/>
+                <w:sz w:val="22"/>
+              </w:rPr>
+              <w:t>0.7204 ± 0.0052</w:t>
             </w:r>
           </w:p>
         </w:tc>
@@ -6293,6 +6608,7 @@
           <w:tcPr>
             <w:tcW w:w="0" w:type="auto"/>
             <w:noWrap/>
+            <w:vAlign w:val="center"/>
             <w:hideMark/>
           </w:tcPr>
           <w:p>
@@ -6310,78 +6626,11 @@
             </w:pPr>
             <w:r>
               <w:rPr>
-                <w:rFonts w:eastAsia="Times New Roman" w:cs="Times New Roman"/>
-                <w:color w:val="000000"/>
-                <w:sz w:val="24"/>
-                <w:szCs w:val="24"/>
-                <w:lang w:eastAsia="en-GB"/>
-                <w14:ligatures w14:val="none"/>
-              </w:rPr>
-              <w:t>0.9573 ± 0.0022</w:t>
-            </w:r>
-          </w:p>
-        </w:tc>
-        <w:tc>
-          <w:tcPr>
-            <w:tcW w:w="0" w:type="auto"/>
-            <w:noWrap/>
-            <w:hideMark/>
-          </w:tcPr>
-          <w:p>
-            <w:pPr>
-              <w:jc w:val="center"/>
-              <w15:collapsed w:val="0"/>
-              <w:rPr>
-                <w:rFonts w:eastAsia="Times New Roman" w:cs="Times New Roman"/>
-                <w:color w:val="000000"/>
-                <w:sz w:val="24"/>
-                <w:szCs w:val="24"/>
-                <w:lang w:eastAsia="en-GB"/>
-                <w14:ligatures w14:val="none"/>
-              </w:rPr>
-            </w:pPr>
-            <w:r>
-              <w:rPr>
-                <w:rFonts w:eastAsia="Times New Roman" w:cs="Times New Roman"/>
-                <w:color w:val="000000"/>
-                <w:sz w:val="24"/>
-                <w:szCs w:val="24"/>
-                <w:lang w:eastAsia="en-GB"/>
-                <w14:ligatures w14:val="none"/>
-              </w:rPr>
-              <w:t>0.7192 ± 0.0057</w:t>
-            </w:r>
-          </w:p>
-        </w:tc>
-        <w:tc>
-          <w:tcPr>
-            <w:tcW w:w="0" w:type="auto"/>
-            <w:noWrap/>
-            <w:hideMark/>
-          </w:tcPr>
-          <w:p>
-            <w:pPr>
-              <w:jc w:val="center"/>
-              <w15:collapsed w:val="0"/>
-              <w:rPr>
-                <w:rFonts w:eastAsia="Times New Roman" w:cs="Times New Roman"/>
-                <w:color w:val="000000"/>
-                <w:sz w:val="24"/>
-                <w:szCs w:val="24"/>
-                <w:lang w:eastAsia="en-GB"/>
-                <w14:ligatures w14:val="none"/>
-              </w:rPr>
-            </w:pPr>
-            <w:r>
-              <w:rPr>
-                <w:rFonts w:eastAsia="Times New Roman" w:cs="Times New Roman"/>
-                <w:color w:val="000000"/>
-                <w:sz w:val="24"/>
-                <w:szCs w:val="24"/>
-                <w:lang w:eastAsia="en-GB"/>
-                <w14:ligatures w14:val="none"/>
-              </w:rPr>
-              <w:t>0.2381</w:t>
+                <w:rFonts w:ascii="Aptos Narrow" w:hAnsi="Aptos Narrow"/>
+                <w:color w:val="000000"/>
+                <w:sz w:val="22"/>
+              </w:rPr>
+              <w:t>0.238</w:t>
             </w:r>
           </w:p>
         </w:tc>
@@ -6426,6 +6675,7 @@
           <w:tcPr>
             <w:tcW w:w="0" w:type="auto"/>
             <w:noWrap/>
+            <w:vAlign w:val="center"/>
             <w:hideMark/>
           </w:tcPr>
           <w:p>
@@ -6443,6 +6693,26 @@
             </w:pPr>
             <w:r>
               <w:rPr>
+                <w:rFonts w:ascii="Aptos Narrow" w:hAnsi="Aptos Narrow"/>
+                <w:color w:val="000000"/>
+                <w:sz w:val="22"/>
+              </w:rPr>
+              <w:t>10</w:t>
+            </w:r>
+          </w:p>
+        </w:tc>
+        <w:tc>
+          <w:tcPr>
+            <w:tcW w:w="0" w:type="auto"/>
+            <w:noWrap/>
+            <w:vAlign w:val="center"/>
+            <w:hideMark/>
+          </w:tcPr>
+          <w:p>
+            <w:pPr>
+              <w:jc w:val="center"/>
+              <w15:collapsed w:val="0"/>
+              <w:rPr>
                 <w:rFonts w:eastAsia="Times New Roman" w:cs="Times New Roman"/>
                 <w:color w:val="000000"/>
                 <w:sz w:val="24"/>
@@ -6450,7 +6720,14 @@
                 <w:lang w:eastAsia="en-GB"/>
                 <w14:ligatures w14:val="none"/>
               </w:rPr>
-              <w:t>10</w:t>
+            </w:pPr>
+            <w:r>
+              <w:rPr>
+                <w:rFonts w:ascii="Aptos Narrow" w:hAnsi="Aptos Narrow"/>
+                <w:color w:val="000000"/>
+                <w:sz w:val="22"/>
+              </w:rPr>
+              <w:t>0.01</w:t>
             </w:r>
           </w:p>
         </w:tc>
@@ -6458,6 +6735,7 @@
           <w:tcPr>
             <w:tcW w:w="0" w:type="auto"/>
             <w:noWrap/>
+            <w:vAlign w:val="center"/>
             <w:hideMark/>
           </w:tcPr>
           <w:p>
@@ -6475,6 +6753,26 @@
             </w:pPr>
             <w:r>
               <w:rPr>
+                <w:rFonts w:ascii="Aptos Narrow" w:hAnsi="Aptos Narrow"/>
+                <w:color w:val="000000"/>
+                <w:sz w:val="22"/>
+              </w:rPr>
+              <w:t>1.0000 ± 0.0000</w:t>
+            </w:r>
+          </w:p>
+        </w:tc>
+        <w:tc>
+          <w:tcPr>
+            <w:tcW w:w="0" w:type="auto"/>
+            <w:noWrap/>
+            <w:vAlign w:val="center"/>
+            <w:hideMark/>
+          </w:tcPr>
+          <w:p>
+            <w:pPr>
+              <w:jc w:val="center"/>
+              <w15:collapsed w:val="0"/>
+              <w:rPr>
                 <w:rFonts w:eastAsia="Times New Roman" w:cs="Times New Roman"/>
                 <w:color w:val="000000"/>
                 <w:sz w:val="24"/>
@@ -6482,7 +6780,14 @@
                 <w:lang w:eastAsia="en-GB"/>
                 <w14:ligatures w14:val="none"/>
               </w:rPr>
-              <w:t>0.01</w:t>
+            </w:pPr>
+            <w:r>
+              <w:rPr>
+                <w:rFonts w:ascii="Aptos Narrow" w:hAnsi="Aptos Narrow"/>
+                <w:color w:val="000000"/>
+                <w:sz w:val="22"/>
+              </w:rPr>
+              <w:t>0.6907 ± 0.0061</w:t>
             </w:r>
           </w:p>
         </w:tc>
@@ -6490,6 +6795,7 @@
           <w:tcPr>
             <w:tcW w:w="0" w:type="auto"/>
             <w:noWrap/>
+            <w:vAlign w:val="center"/>
             <w:hideMark/>
           </w:tcPr>
           <w:p>
@@ -6507,78 +6813,11 @@
             </w:pPr>
             <w:r>
               <w:rPr>
-                <w:rFonts w:eastAsia="Times New Roman" w:cs="Times New Roman"/>
-                <w:color w:val="000000"/>
-                <w:sz w:val="24"/>
-                <w:szCs w:val="24"/>
-                <w:lang w:eastAsia="en-GB"/>
-                <w14:ligatures w14:val="none"/>
-              </w:rPr>
-              <w:t>1.0000 ± 0.0000</w:t>
-            </w:r>
-          </w:p>
-        </w:tc>
-        <w:tc>
-          <w:tcPr>
-            <w:tcW w:w="0" w:type="auto"/>
-            <w:noWrap/>
-            <w:hideMark/>
-          </w:tcPr>
-          <w:p>
-            <w:pPr>
-              <w:jc w:val="center"/>
-              <w15:collapsed w:val="0"/>
-              <w:rPr>
-                <w:rFonts w:eastAsia="Times New Roman" w:cs="Times New Roman"/>
-                <w:color w:val="000000"/>
-                <w:sz w:val="24"/>
-                <w:szCs w:val="24"/>
-                <w:lang w:eastAsia="en-GB"/>
-                <w14:ligatures w14:val="none"/>
-              </w:rPr>
-            </w:pPr>
-            <w:r>
-              <w:rPr>
-                <w:rFonts w:eastAsia="Times New Roman" w:cs="Times New Roman"/>
-                <w:color w:val="000000"/>
-                <w:sz w:val="24"/>
-                <w:szCs w:val="24"/>
-                <w:lang w:eastAsia="en-GB"/>
-                <w14:ligatures w14:val="none"/>
-              </w:rPr>
-              <w:t>0.6891 ± 0.0055</w:t>
-            </w:r>
-          </w:p>
-        </w:tc>
-        <w:tc>
-          <w:tcPr>
-            <w:tcW w:w="0" w:type="auto"/>
-            <w:noWrap/>
-            <w:hideMark/>
-          </w:tcPr>
-          <w:p>
-            <w:pPr>
-              <w:jc w:val="center"/>
-              <w15:collapsed w:val="0"/>
-              <w:rPr>
-                <w:rFonts w:eastAsia="Times New Roman" w:cs="Times New Roman"/>
-                <w:color w:val="000000"/>
-                <w:sz w:val="24"/>
-                <w:szCs w:val="24"/>
-                <w:lang w:eastAsia="en-GB"/>
-                <w14:ligatures w14:val="none"/>
-              </w:rPr>
-            </w:pPr>
-            <w:r>
-              <w:rPr>
-                <w:rFonts w:eastAsia="Times New Roman" w:cs="Times New Roman"/>
-                <w:color w:val="000000"/>
-                <w:sz w:val="24"/>
-                <w:szCs w:val="24"/>
-                <w:lang w:eastAsia="en-GB"/>
-                <w14:ligatures w14:val="none"/>
-              </w:rPr>
-              <w:t>0.3109</w:t>
+                <w:rFonts w:ascii="Aptos Narrow" w:hAnsi="Aptos Narrow"/>
+                <w:color w:val="000000"/>
+                <w:sz w:val="22"/>
+              </w:rPr>
+              <w:t>0.3093</w:t>
             </w:r>
           </w:p>
         </w:tc>
@@ -6623,6 +6862,7 @@
           <w:tcPr>
             <w:tcW w:w="0" w:type="auto"/>
             <w:noWrap/>
+            <w:vAlign w:val="center"/>
             <w:hideMark/>
           </w:tcPr>
           <w:p>
@@ -6640,6 +6880,26 @@
             </w:pPr>
             <w:r>
               <w:rPr>
+                <w:rFonts w:ascii="Aptos Narrow" w:hAnsi="Aptos Narrow"/>
+                <w:color w:val="000000"/>
+                <w:sz w:val="22"/>
+              </w:rPr>
+              <w:t>10</w:t>
+            </w:r>
+          </w:p>
+        </w:tc>
+        <w:tc>
+          <w:tcPr>
+            <w:tcW w:w="0" w:type="auto"/>
+            <w:noWrap/>
+            <w:vAlign w:val="center"/>
+            <w:hideMark/>
+          </w:tcPr>
+          <w:p>
+            <w:pPr>
+              <w:jc w:val="center"/>
+              <w15:collapsed w:val="0"/>
+              <w:rPr>
                 <w:rFonts w:eastAsia="Times New Roman" w:cs="Times New Roman"/>
                 <w:color w:val="000000"/>
                 <w:sz w:val="24"/>
@@ -6647,7 +6907,14 @@
                 <w:lang w:eastAsia="en-GB"/>
                 <w14:ligatures w14:val="none"/>
               </w:rPr>
-              <w:t>10</w:t>
+            </w:pPr>
+            <w:r>
+              <w:rPr>
+                <w:rFonts w:ascii="Aptos Narrow" w:hAnsi="Aptos Narrow"/>
+                <w:color w:val="000000"/>
+                <w:sz w:val="22"/>
+              </w:rPr>
+              <w:t>0.1</w:t>
             </w:r>
           </w:p>
         </w:tc>
@@ -6655,6 +6922,7 @@
           <w:tcPr>
             <w:tcW w:w="0" w:type="auto"/>
             <w:noWrap/>
+            <w:vAlign w:val="center"/>
             <w:hideMark/>
           </w:tcPr>
           <w:p>
@@ -6672,6 +6940,26 @@
             </w:pPr>
             <w:r>
               <w:rPr>
+                <w:rFonts w:ascii="Aptos Narrow" w:hAnsi="Aptos Narrow"/>
+                <w:color w:val="000000"/>
+                <w:sz w:val="22"/>
+              </w:rPr>
+              <w:t>1.0000 ± 0.0000</w:t>
+            </w:r>
+          </w:p>
+        </w:tc>
+        <w:tc>
+          <w:tcPr>
+            <w:tcW w:w="0" w:type="auto"/>
+            <w:noWrap/>
+            <w:vAlign w:val="center"/>
+            <w:hideMark/>
+          </w:tcPr>
+          <w:p>
+            <w:pPr>
+              <w:jc w:val="center"/>
+              <w15:collapsed w:val="0"/>
+              <w:rPr>
                 <w:rFonts w:eastAsia="Times New Roman" w:cs="Times New Roman"/>
                 <w:color w:val="000000"/>
                 <w:sz w:val="24"/>
@@ -6679,7 +6967,14 @@
                 <w:lang w:eastAsia="en-GB"/>
                 <w14:ligatures w14:val="none"/>
               </w:rPr>
-              <w:t>0.1</w:t>
+            </w:pPr>
+            <w:r>
+              <w:rPr>
+                <w:rFonts w:ascii="Aptos Narrow" w:hAnsi="Aptos Narrow"/>
+                <w:color w:val="000000"/>
+                <w:sz w:val="22"/>
+              </w:rPr>
+              <w:t>0.5002 ± 0.0004</w:t>
             </w:r>
           </w:p>
         </w:tc>
@@ -6687,6 +6982,7 @@
           <w:tcPr>
             <w:tcW w:w="0" w:type="auto"/>
             <w:noWrap/>
+            <w:vAlign w:val="center"/>
             <w:hideMark/>
           </w:tcPr>
           <w:p>
@@ -6704,78 +7000,11 @@
             </w:pPr>
             <w:r>
               <w:rPr>
-                <w:rFonts w:eastAsia="Times New Roman" w:cs="Times New Roman"/>
-                <w:color w:val="000000"/>
-                <w:sz w:val="24"/>
-                <w:szCs w:val="24"/>
-                <w:lang w:eastAsia="en-GB"/>
-                <w14:ligatures w14:val="none"/>
-              </w:rPr>
-              <w:t>1.0000 ± 0.0000</w:t>
-            </w:r>
-          </w:p>
-        </w:tc>
-        <w:tc>
-          <w:tcPr>
-            <w:tcW w:w="0" w:type="auto"/>
-            <w:noWrap/>
-            <w:hideMark/>
-          </w:tcPr>
-          <w:p>
-            <w:pPr>
-              <w:jc w:val="center"/>
-              <w15:collapsed w:val="0"/>
-              <w:rPr>
-                <w:rFonts w:eastAsia="Times New Roman" w:cs="Times New Roman"/>
-                <w:color w:val="000000"/>
-                <w:sz w:val="24"/>
-                <w:szCs w:val="24"/>
-                <w:lang w:eastAsia="en-GB"/>
-                <w14:ligatures w14:val="none"/>
-              </w:rPr>
-            </w:pPr>
-            <w:r>
-              <w:rPr>
-                <w:rFonts w:eastAsia="Times New Roman" w:cs="Times New Roman"/>
-                <w:color w:val="000000"/>
-                <w:sz w:val="24"/>
-                <w:szCs w:val="24"/>
-                <w:lang w:eastAsia="en-GB"/>
-                <w14:ligatures w14:val="none"/>
-              </w:rPr>
-              <w:t>0.5000 ± 0.0000</w:t>
-            </w:r>
-          </w:p>
-        </w:tc>
-        <w:tc>
-          <w:tcPr>
-            <w:tcW w:w="0" w:type="auto"/>
-            <w:noWrap/>
-            <w:hideMark/>
-          </w:tcPr>
-          <w:p>
-            <w:pPr>
-              <w:jc w:val="center"/>
-              <w15:collapsed w:val="0"/>
-              <w:rPr>
-                <w:rFonts w:eastAsia="Times New Roman" w:cs="Times New Roman"/>
-                <w:color w:val="000000"/>
-                <w:sz w:val="24"/>
-                <w:szCs w:val="24"/>
-                <w:lang w:eastAsia="en-GB"/>
-                <w14:ligatures w14:val="none"/>
-              </w:rPr>
-            </w:pPr>
-            <w:r>
-              <w:rPr>
-                <w:rFonts w:eastAsia="Times New Roman" w:cs="Times New Roman"/>
-                <w:color w:val="000000"/>
-                <w:sz w:val="24"/>
-                <w:szCs w:val="24"/>
-                <w:lang w:eastAsia="en-GB"/>
-                <w14:ligatures w14:val="none"/>
-              </w:rPr>
-              <w:t>0.5</w:t>
+                <w:rFonts w:ascii="Aptos Narrow" w:hAnsi="Aptos Narrow"/>
+                <w:color w:val="000000"/>
+                <w:sz w:val="22"/>
+              </w:rPr>
+              <w:t>0.4998</w:t>
             </w:r>
           </w:p>
         </w:tc>
@@ -6836,6 +7065,7 @@
         <w:rPr>
           <w:rFonts w:cs="Times New Roman"/>
         </w:rPr>
+        <w:lastRenderedPageBreak/>
         <w:t xml:space="preserve">(Note: Detailed fold-by-fold results for all 5 seeds can be found in </w:t>
       </w:r>
       <w:r>
@@ -6934,8 +7164,31 @@
         <w:rPr>
           <w:rFonts w:cs="Times New Roman"/>
         </w:rPr>
-        <w:lastRenderedPageBreak/>
-        <w:t>Configuration A (C=1, gamma=0.001): Achieved the highest absolute Mean Validation Accuracy (73.47%) but exhibited a noticeable generalization gap between training and validation (~10.50%).</w:t>
+        <w:t>Configuration A (C=1, gamma=0.001): Achieved the highest absolute Mean Validation Accuracy (73.</w:t>
+      </w:r>
+      <w:r>
+        <w:rPr>
+          <w:rFonts w:cs="Times New Roman"/>
+        </w:rPr>
+        <w:t>2</w:t>
+      </w:r>
+      <w:r>
+        <w:rPr>
+          <w:rFonts w:cs="Times New Roman"/>
+        </w:rPr>
+        <w:t>7%) but exhibited a noticeable generalization gap between training and validation (~10.</w:t>
+      </w:r>
+      <w:r>
+        <w:rPr>
+          <w:rFonts w:cs="Times New Roman"/>
+        </w:rPr>
+        <w:t>7</w:t>
+      </w:r>
+      <w:r>
+        <w:rPr>
+          <w:rFonts w:cs="Times New Roman"/>
+        </w:rPr>
+        <w:t>%).</w:t>
       </w:r>
     </w:p>
     <w:p>
@@ -6991,7 +7244,31 @@
         <w:rPr>
           <w:rFonts w:cs="Times New Roman"/>
         </w:rPr>
-        <w:t>=0.001 was selected for the final evaluation phase. Although the configuration C=1 achieved a slightly higher validation accuracy, the model with C=0.1 demonstrated substantially better generalization ability. Specifically, the generalization gap was only approximately 3.73%, compared to 10.50% for C=1. This smaller gap indicates that the model trained with C=0.1 is more stable and less sensitive to author-specific noise or overfitting. Therefore, sacrificing roughly 0.6% validation accuracy is considered a worthwhile trade-off in exchange for significantly improved robustness and generalization performance on unseen authors.</w:t>
+        <w:t>=0.001 was selected for the final evaluation phase. Although the configuration C=1 achieved a slightly higher validation accuracy, the model with C=0.1 demonstrated substantially better generalization ability. Specifically, the generalization gap was only approximately 3.73%, compared to 10.</w:t>
+      </w:r>
+      <w:r>
+        <w:rPr>
+          <w:rFonts w:cs="Times New Roman"/>
+        </w:rPr>
+        <w:t>7</w:t>
+      </w:r>
+      <w:r>
+        <w:rPr>
+          <w:rFonts w:cs="Times New Roman"/>
+        </w:rPr>
+        <w:t>% for C=1. This smaller gap indicates that the model trained with C=0.1 is more stable and less sensitive to author-specific noise or overfitting. Therefore, sacrificing roughly 0.</w:t>
+      </w:r>
+      <w:r>
+        <w:rPr>
+          <w:rFonts w:cs="Times New Roman"/>
+        </w:rPr>
+        <w:t>4</w:t>
+      </w:r>
+      <w:r>
+        <w:rPr>
+          <w:rFonts w:cs="Times New Roman"/>
+        </w:rPr>
+        <w:t>% validation accuracy is considered a worthwhile trade-off in exchange for significantly improved robustness and generalization performance on unseen authors.</w:t>
       </w:r>
     </w:p>
     <w:p>
@@ -7010,7 +7287,11 @@
         <w:tab/>
       </w:r>
       <w:r>
-        <w:t>Following the hyperparameter optimization stage, the final Support Vector Machine (SVM) model was retrained using the complete training set. Unlike the cross-validation phase, where the model was trained on only subsets of the training authors, the final model utilized all authors assigned to the training set.</w:t>
+        <w:t xml:space="preserve">Following the hyperparameter optimization stage, the final Support Vector Machine (SVM) model was retrained using the complete training set. Unlike the </w:t>
+      </w:r>
+      <w:r>
+        <w:lastRenderedPageBreak/>
+        <w:t>cross-validation phase, where the model was trained on only subsets of the training authors, the final model utilized all authors assigned to the training set.</w:t>
       </w:r>
     </w:p>
     <w:p>
@@ -7037,49 +7318,16 @@
       <w:r>
         <w:t xml:space="preserve"> 2800 test pairs.</w:t>
       </w:r>
+      <w:r>
+        <w:t xml:space="preserve"> </w:t>
+      </w:r>
+      <w:r>
+        <w:t>The final performance was reported using multiple classification metrics, including Accuracy, Precision, Recall, F1-score, Confusion Matrix, and ROC-AUC.</w:t>
+      </w:r>
     </w:p>
     <w:p>
       <w:pPr>
         <w:ind w:firstLine="720"/>
-      </w:pPr>
-      <w:r>
-        <w:lastRenderedPageBreak/>
-        <w:t xml:space="preserve">To further improve the reliability and robustness of the evaluation, the entire experimental pipeline was </w:t>
-      </w:r>
-      <w:r>
-        <w:t xml:space="preserve">also </w:t>
-      </w:r>
-      <w:r>
-        <w:t>repeated across five independent random seeds (Seeds 19</w:t>
-      </w:r>
-      <w:r>
-        <w:t>-</w:t>
-      </w:r>
-      <w:r>
-        <w:t>23).</w:t>
-      </w:r>
-      <w:r>
-        <w:t xml:space="preserve"> </w:t>
-      </w:r>
-      <w:r>
-        <w:t>Each experimental run contained approximately 11,200 training pairs and 2,800 testing pairs. The final performance was reported using multiple classification metrics, including Accuracy, Precision, Recall, F1-score, Confusion Matrix, and ROC-AUC.</w:t>
-      </w:r>
-    </w:p>
-    <w:p>
-      <w:pPr>
-        <w:pStyle w:val="ListParagraph"/>
-        <w:numPr>
-          <w:ilvl w:val="0"/>
-          <w:numId w:val="13"/>
-        </w:numPr>
-      </w:pPr>
-      <w:r>
-        <w:t>Performance</w:t>
-      </w:r>
-    </w:p>
-    <w:p>
-      <w:pPr>
-        <w:pStyle w:val="ListParagraph"/>
       </w:pPr>
     </w:p>
     <w:tbl>
@@ -7197,19 +7445,9 @@
                 <w:lang w:eastAsia="en-GB"/>
                 <w14:ligatures w14:val="none"/>
               </w:rPr>
-              <w:t>Precision (Macro)</w:t>
-            </w:r>
-          </w:p>
-        </w:tc>
-        <w:tc>
-          <w:tcPr>
-            <w:tcW w:w="1710" w:type="dxa"/>
-            <w:hideMark/>
-          </w:tcPr>
-          <w:p>
-            <w:pPr>
-              <w:jc w:val="center"/>
-              <w15:collapsed w:val="0"/>
+              <w:t xml:space="preserve">Macro </w:t>
+            </w:r>
+            <w:r>
               <w:rPr>
                 <w:rFonts w:ascii="Aptos Narrow" w:eastAsia="Times New Roman" w:hAnsi="Aptos Narrow" w:cs="Times New Roman"/>
                 <w:b/>
@@ -7219,8 +7457,19 @@
                 <w:lang w:eastAsia="en-GB"/>
                 <w14:ligatures w14:val="none"/>
               </w:rPr>
-            </w:pPr>
-            <w:r>
+              <w:t>Precision</w:t>
+            </w:r>
+          </w:p>
+        </w:tc>
+        <w:tc>
+          <w:tcPr>
+            <w:tcW w:w="1710" w:type="dxa"/>
+            <w:hideMark/>
+          </w:tcPr>
+          <w:p>
+            <w:pPr>
+              <w:jc w:val="center"/>
+              <w15:collapsed w:val="0"/>
               <w:rPr>
                 <w:rFonts w:ascii="Aptos Narrow" w:eastAsia="Times New Roman" w:hAnsi="Aptos Narrow" w:cs="Times New Roman"/>
                 <w:b/>
@@ -7230,19 +7479,8 @@
                 <w:lang w:eastAsia="en-GB"/>
                 <w14:ligatures w14:val="none"/>
               </w:rPr>
-              <w:t>Recall (Macro)</w:t>
-            </w:r>
-          </w:p>
-        </w:tc>
-        <w:tc>
-          <w:tcPr>
-            <w:tcW w:w="1710" w:type="dxa"/>
-            <w:hideMark/>
-          </w:tcPr>
-          <w:p>
-            <w:pPr>
-              <w:jc w:val="center"/>
-              <w15:collapsed w:val="0"/>
+            </w:pPr>
+            <w:r>
               <w:rPr>
                 <w:rFonts w:ascii="Aptos Narrow" w:eastAsia="Times New Roman" w:hAnsi="Aptos Narrow" w:cs="Times New Roman"/>
                 <w:b/>
@@ -7252,7 +7490,8 @@
                 <w:lang w:eastAsia="en-GB"/>
                 <w14:ligatures w14:val="none"/>
               </w:rPr>
-            </w:pPr>
+              <w:t xml:space="preserve">Macro </w:t>
+            </w:r>
             <w:r>
               <w:rPr>
                 <w:rFonts w:ascii="Aptos Narrow" w:eastAsia="Times New Roman" w:hAnsi="Aptos Narrow" w:cs="Times New Roman"/>
@@ -7263,7 +7502,76 @@
                 <w:lang w:eastAsia="en-GB"/>
                 <w14:ligatures w14:val="none"/>
               </w:rPr>
-              <w:t>F1-score (Macro)</w:t>
+              <w:t xml:space="preserve">Recall </w:t>
+            </w:r>
+          </w:p>
+        </w:tc>
+        <w:tc>
+          <w:tcPr>
+            <w:tcW w:w="1710" w:type="dxa"/>
+            <w:hideMark/>
+          </w:tcPr>
+          <w:p>
+            <w:pPr>
+              <w:jc w:val="center"/>
+              <w15:collapsed w:val="0"/>
+              <w:rPr>
+                <w:rFonts w:ascii="Aptos Narrow" w:eastAsia="Times New Roman" w:hAnsi="Aptos Narrow" w:cs="Times New Roman"/>
+                <w:b/>
+                <w:bCs/>
+                <w:color w:val="000000"/>
+                <w:sz w:val="22"/>
+                <w:lang w:eastAsia="en-GB"/>
+                <w14:ligatures w14:val="none"/>
+              </w:rPr>
+            </w:pPr>
+            <w:r>
+              <w:rPr>
+                <w:rFonts w:ascii="Aptos Narrow" w:eastAsia="Times New Roman" w:hAnsi="Aptos Narrow" w:cs="Times New Roman"/>
+                <w:b/>
+                <w:bCs/>
+                <w:color w:val="000000"/>
+                <w:sz w:val="22"/>
+                <w:lang w:eastAsia="en-GB"/>
+                <w14:ligatures w14:val="none"/>
+              </w:rPr>
+              <w:t xml:space="preserve">Macro </w:t>
+            </w:r>
+            <w:r>
+              <w:rPr>
+                <w:rFonts w:ascii="Aptos Narrow" w:eastAsia="Times New Roman" w:hAnsi="Aptos Narrow" w:cs="Times New Roman"/>
+                <w:b/>
+                <w:bCs/>
+                <w:color w:val="000000"/>
+                <w:sz w:val="22"/>
+                <w:lang w:eastAsia="en-GB"/>
+                <w14:ligatures w14:val="none"/>
+              </w:rPr>
+              <w:t>F1-</w:t>
+            </w:r>
+            <w:r>
+              <w:rPr>
+                <w:rFonts w:ascii="Aptos Narrow" w:eastAsia="Times New Roman" w:hAnsi="Aptos Narrow" w:cs="Times New Roman"/>
+                <w:b/>
+                <w:bCs/>
+                <w:color w:val="000000"/>
+                <w:sz w:val="22"/>
+                <w:lang w:eastAsia="en-GB"/>
+                <w14:ligatures w14:val="none"/>
+              </w:rPr>
+              <w:t>S</w:t>
+            </w:r>
+            <w:r>
+              <w:rPr>
+                <w:rFonts w:ascii="Aptos Narrow" w:eastAsia="Times New Roman" w:hAnsi="Aptos Narrow" w:cs="Times New Roman"/>
+                <w:b/>
+                <w:bCs/>
+                <w:color w:val="000000"/>
+                <w:sz w:val="22"/>
+                <w:lang w:eastAsia="en-GB"/>
+                <w14:ligatures w14:val="none"/>
+              </w:rPr>
+              <w:t xml:space="preserve">core </w:t>
             </w:r>
           </w:p>
         </w:tc>
@@ -8423,55 +8731,210 @@
     </w:p>
     <w:p>
       <w:pPr>
-        <w:ind w:firstLine="720"/>
-      </w:pPr>
-      <w:r>
-        <w:t>The most prominent takeaway from the results is the low standard deviation across all evaluated metrics. The Mean Accuracy stands at 0.7326 with a fluctuation of merely ± 0.0189 (1.89%). Similarly, the Macro F1-score remains highly stable at 0.7300 ± 0.0187. This minimal variance demonstrates that the model is highly general. Its performance is not a result of a "lucky" data split; rather, the model has successfully captured universal stylistic patterns that generalize well to entirely unseen authors.</w:t>
-      </w:r>
-      <w:r>
-        <w:t xml:space="preserve"> </w:t>
-      </w:r>
-    </w:p>
-    <w:p>
-      <w:pPr>
-        <w:ind w:firstLine="720"/>
-      </w:pPr>
-      <w:r>
-        <w:t xml:space="preserve">While the mean Accuracy reaches a respectable 73.26%, the mean ROC-AUC achieves a notably higher score of 0.8139, indicating strong discriminative capability between same-author and different-author pairs. This suggests that the SVM classifier separates the two classes effectively in the feature space, even though some samples near the decision boundary may still be misclassified under the default threshold. The consistently high ROC-AUC across multiple seeds further demonstrates the robustness and reliability of </w:t>
-      </w:r>
-      <w:r>
-        <w:t>the model.</w:t>
-      </w:r>
-    </w:p>
-    <w:p>
-      <w:pPr>
-        <w:ind w:firstLine="720"/>
-      </w:pPr>
-      <w:r>
-        <w:t xml:space="preserve">A common pitfall in pairwise classification is the model becoming heavily biased toward one class. However, the table shows perfect symmetry between Macro Precision (0.7360), Macro Recall (0.7320), and the overall Accuracy. This </w:t>
-      </w:r>
-      <w:r>
-        <w:lastRenderedPageBreak/>
-        <w:t xml:space="preserve">alignment confirms that the model does not disproportionately favor the positive class (same author) over the negative class (different authors). </w:t>
-      </w:r>
-    </w:p>
-    <w:p>
-      <w:pPr>
-        <w:ind w:firstLine="720"/>
-      </w:pPr>
-      <w:r>
-        <w:t>However, some variations between seeds can still be observed. For example, Seed 21 achieved the lowest overall accuracy and ROC-AUC score, suggesting that this particular author split may contain more challenging writing patterns or stylistically similar authors</w:t>
-      </w:r>
-      <w:r>
-        <w:t>.</w:t>
-      </w:r>
-    </w:p>
-    <w:p>
-      <w:pPr>
         <w:pStyle w:val="ListParagraph"/>
         <w:numPr>
           <w:ilvl w:val="0"/>
-          <w:numId w:val="13"/>
+          <w:numId w:val="14"/>
+        </w:numPr>
+      </w:pPr>
+      <w:r>
+        <w:t>Performance</w:t>
+      </w:r>
+    </w:p>
+    <w:p>
+      <w:pPr>
+        <w:ind w:firstLine="720"/>
+      </w:pPr>
+      <w:r>
+        <w:t>The most prominent takeaway from the results is the low standard deviation across all evaluated metrics. The Mean Accuracy stands at 0.7326 with a fluctuation of ± 0.0189 (1.89%). Similarly, the Macro F1-score remains highly stable at 0.7300 ± 0.0187. This minimal variance demonstrates that the model is highly general.</w:t>
+      </w:r>
+      <w:r>
+        <w:t xml:space="preserve"> </w:t>
+      </w:r>
+      <w:r>
+        <w:t xml:space="preserve">This means that despite being exposed to completely different, unseen authors in each of the 5 seeds, the model's performance fluctuates by </w:t>
+      </w:r>
+      <w:r>
+        <w:t>nearly</w:t>
+      </w:r>
+      <w:r>
+        <w:t xml:space="preserve"> 2%.</w:t>
+      </w:r>
+      <w:r>
+        <w:t xml:space="preserve"> </w:t>
+      </w:r>
+      <w:r>
+        <w:t>As a result, model’s</w:t>
+      </w:r>
+      <w:r>
+        <w:t xml:space="preserve"> performance is not a result of a </w:t>
+      </w:r>
+      <w:r>
+        <w:t xml:space="preserve">lucky </w:t>
+      </w:r>
+      <w:r>
+        <w:t>data split</w:t>
+      </w:r>
+      <w:r>
+        <w:t>. T</w:t>
+      </w:r>
+      <w:r>
+        <w:t xml:space="preserve">he </w:t>
+      </w:r>
+      <w:r>
+        <w:lastRenderedPageBreak/>
+        <w:t>model has successfully captured stylistic patterns that generalize well to entirely unseen authors.</w:t>
+      </w:r>
+      <w:r>
+        <w:t xml:space="preserve"> </w:t>
+      </w:r>
+    </w:p>
+    <w:p>
+      <w:pPr>
+        <w:ind w:firstLine="720"/>
+      </w:pPr>
+      <w:r>
+        <w:t>However, some variations between seeds can still be observed. For example, Seed 21 achieved the lowest overall accuracy and ROC-AUC score, suggesting that this particular author split may contain more challenging writing patterns or stylistically similar authors</w:t>
+      </w:r>
+      <w:r>
+        <w:t>.</w:t>
+      </w:r>
+    </w:p>
+    <w:p>
+      <w:pPr>
+        <w:ind w:firstLine="720"/>
+      </w:pPr>
+      <w:r>
+        <w:t>T</w:t>
+      </w:r>
+      <w:r>
+        <w:t>he table</w:t>
+      </w:r>
+      <w:r>
+        <w:t xml:space="preserve"> also</w:t>
+      </w:r>
+      <w:r>
+        <w:t xml:space="preserve"> shows</w:t>
+      </w:r>
+      <w:r>
+        <w:t xml:space="preserve"> a</w:t>
+      </w:r>
+      <w:r>
+        <w:t xml:space="preserve"> perfect symmetry</w:t>
+      </w:r>
+      <w:r>
+        <w:t xml:space="preserve">: </w:t>
+      </w:r>
+      <w:r>
+        <w:t>Mean Accuracy (0.7326), Macro Precision (0.7360), Macro Recall (0.7320), and Macro F1-score (0.7300) are all tightly clustered around the 73% mark</w:t>
+      </w:r>
+      <w:r>
+        <w:t xml:space="preserve">. </w:t>
+      </w:r>
+      <w:r>
+        <w:t xml:space="preserve">This suggests that the classifier does not exhibit a strong bias toward either the </w:t>
+      </w:r>
+      <w:r>
+        <w:t xml:space="preserve">positive or negative </w:t>
+      </w:r>
+      <w:r>
+        <w:t>class</w:t>
+      </w:r>
+      <w:r>
+        <w:t xml:space="preserve">. </w:t>
+      </w:r>
+    </w:p>
+    <w:p>
+      <w:pPr>
+        <w:pStyle w:val="ListParagraph"/>
+        <w:numPr>
+          <w:ilvl w:val="0"/>
+          <w:numId w:val="14"/>
+        </w:numPr>
+      </w:pPr>
+      <w:r>
+        <w:t>R</w:t>
+      </w:r>
+      <w:r>
+        <w:t>eceiver Operating Characteristic (ROC) Analysis</w:t>
+      </w:r>
+    </w:p>
+    <w:p>
+      <w:pPr>
+        <w:ind w:left="720"/>
+      </w:pPr>
+      <w:r>
+        <w:rPr>
+          <w:noProof/>
+        </w:rPr>
+        <w:drawing>
+          <wp:inline distT="0" distB="0" distL="0" distR="0" wp14:anchorId="69F71DC0" wp14:editId="57B17995">
+            <wp:extent cx="4108450" cy="3252084"/>
+            <wp:effectExtent l="0" t="0" r="6350" b="5715"/>
+            <wp:docPr id="2091313633" name="Picture 1"/>
+            <wp:cNvGraphicFramePr>
+              <a:graphicFrameLocks xmlns:a="http://schemas.openxmlformats.org/drawingml/2006/main" noChangeAspect="1"/>
+            </wp:cNvGraphicFramePr>
+            <a:graphic xmlns:a="http://schemas.openxmlformats.org/drawingml/2006/main">
+              <a:graphicData uri="http://schemas.openxmlformats.org/drawingml/2006/picture">
+                <pic:pic xmlns:pic="http://schemas.openxmlformats.org/drawingml/2006/picture">
+                  <pic:nvPicPr>
+                    <pic:cNvPr id="2091313633" name=""/>
+                    <pic:cNvPicPr/>
+                  </pic:nvPicPr>
+                  <pic:blipFill>
+                    <a:blip r:embed="rId8"/>
+                    <a:stretch>
+                      <a:fillRect/>
+                    </a:stretch>
+                  </pic:blipFill>
+                  <pic:spPr>
+                    <a:xfrm>
+                      <a:off x="0" y="0"/>
+                      <a:ext cx="4109506" cy="3252920"/>
+                    </a:xfrm>
+                    <a:prstGeom prst="rect">
+                      <a:avLst/>
+                    </a:prstGeom>
+                  </pic:spPr>
+                </pic:pic>
+              </a:graphicData>
+            </a:graphic>
+          </wp:inline>
+        </w:drawing>
+      </w:r>
+    </w:p>
+    <w:p>
+      <w:pPr>
+        <w:ind w:firstLine="360"/>
+      </w:pPr>
+      <w:r>
+        <w:t>To further evaluate the model’s discriminative ability on different threshold, the Receiver Operating Characteristic (ROC) curves were plotted for all 5 seeds.</w:t>
+      </w:r>
+    </w:p>
+    <w:p>
+      <w:pPr>
+        <w:ind w:firstLine="360"/>
+      </w:pPr>
+      <w:r>
+        <w:t>The red curve representing Seed 22 achieves the highest ROC-AUC score (0.8386), suggesting superior discrimination between the two classes for that seed. In contrast, Seed 21 obtained the lowest ROC-AUC score (0.7823), reflecting a more challenging stylistic distribution within its testing authors.</w:t>
+      </w:r>
+    </w:p>
+    <w:p>
+      <w:pPr>
+        <w:ind w:firstLine="360"/>
+      </w:pPr>
+      <w:r>
+        <w:lastRenderedPageBreak/>
+        <w:t>Nevertheless, the average ROC-AUC score of 0.8139 confirms that the classifier performs substantially better than random guessing. Overall, the ROC analysis validates that the model captured stylistic relationships between articles, leading to a strong performance even on previously unseen authors.</w:t>
+      </w:r>
+    </w:p>
+    <w:p>
+      <w:pPr>
+        <w:pStyle w:val="ListParagraph"/>
+        <w:numPr>
+          <w:ilvl w:val="0"/>
+          <w:numId w:val="14"/>
         </w:numPr>
       </w:pPr>
       <w:r>
@@ -9645,20 +10108,23 @@
         <w:ind w:firstLine="720"/>
       </w:pPr>
       <w:r>
+        <w:t>The model registered an average of 397 False Positives</w:t>
+      </w:r>
+      <w:r>
+        <w:t xml:space="preserve"> per run</w:t>
+      </w:r>
+      <w:r>
+        <w:t xml:space="preserve">. False Positives typically occur when two distinct authors share a </w:t>
+      </w:r>
+      <w:r>
+        <w:t>same</w:t>
+      </w:r>
+      <w:r>
+        <w:t xml:space="preserve"> academic </w:t>
+      </w:r>
+      <w:r>
         <w:lastRenderedPageBreak/>
-        <w:t>The model registered an average of 397 False Positives</w:t>
-      </w:r>
-      <w:r>
-        <w:t xml:space="preserve"> per run</w:t>
-      </w:r>
-      <w:r>
-        <w:t xml:space="preserve">. False Positives typically occur when two distinct authors share a </w:t>
-      </w:r>
-      <w:r>
-        <w:t>same</w:t>
-      </w:r>
-      <w:r>
-        <w:t xml:space="preserve"> academic background, or strictly adhere to formal structural templates. This shared contextual vocabulary and syntactic rigidity cause their interaction vectors to artificially spike, tricking the SVM into perceiving a unified authorial signature.</w:t>
+        <w:t>background, or strictly adhere to formal structural templates. This shared contextual vocabulary and syntactic rigidity cause their interaction vectors to artificially spike, tricking the SVM into perceiving a unified authorial signature.</w:t>
       </w:r>
     </w:p>
     <w:p>
@@ -9689,10 +10155,7 @@
         <w:ind w:firstLine="720"/>
       </w:pPr>
       <w:r>
-        <w:t xml:space="preserve">While the aggregated macro-metrics remain highly stable, a granular inspection of the individual confusion matrices reveals significant variance in class-wise Precision and Recall across different test seeds. </w:t>
-      </w:r>
-      <w:r>
-        <w:t>For example, i</w:t>
+        <w:t>While the aggregated macro-metrics remain highly stable, a granular inspection of the individual confusion matrices reveals significant variance in class-wise Precision and Recall across different test seeds. For example, i</w:t>
       </w:r>
       <w:r>
         <w:t>n Seed 22, the model exhibited a strong bias toward predicting identical authorship (Recall for Class 1 peaked at 0.83, while Class 0 dropped to 0.65).</w:t>
@@ -10296,6 +10759,95 @@
     </w:lvl>
   </w:abstractNum>
   <w:abstractNum w:abstractNumId="5" w15:restartNumberingAfterBreak="0">
+    <w:nsid w:val="4C61763B"/>
+    <w:multiLevelType w:val="hybridMultilevel"/>
+    <w:tmpl w:val="E82EEEBC"/>
+    <w:lvl w:ilvl="0" w:tplc="0809000F">
+      <w:start w:val="1"/>
+      <w:numFmt w:val="decimal"/>
+      <w:lvlText w:val="%1."/>
+      <w:lvlJc w:val="left"/>
+      <w:pPr>
+        <w:ind w:left="720" w:hanging="360"/>
+      </w:pPr>
+      <w:rPr>
+        <w:rFonts w:hint="default"/>
+      </w:rPr>
+    </w:lvl>
+    <w:lvl w:ilvl="1" w:tplc="08090019" w:tentative="1">
+      <w:start w:val="1"/>
+      <w:numFmt w:val="lowerLetter"/>
+      <w:lvlText w:val="%2."/>
+      <w:lvlJc w:val="left"/>
+      <w:pPr>
+        <w:ind w:left="1440" w:hanging="360"/>
+      </w:pPr>
+    </w:lvl>
+    <w:lvl w:ilvl="2" w:tplc="0809001B" w:tentative="1">
+      <w:start w:val="1"/>
+      <w:numFmt w:val="lowerRoman"/>
+      <w:lvlText w:val="%3."/>
+      <w:lvlJc w:val="right"/>
+      <w:pPr>
+        <w:ind w:left="2160" w:hanging="180"/>
+      </w:pPr>
+    </w:lvl>
+    <w:lvl w:ilvl="3" w:tplc="0809000F" w:tentative="1">
+      <w:start w:val="1"/>
+      <w:numFmt w:val="decimal"/>
+      <w:lvlText w:val="%4."/>
+      <w:lvlJc w:val="left"/>
+      <w:pPr>
+        <w:ind w:left="2880" w:hanging="360"/>
+      </w:pPr>
+    </w:lvl>
+    <w:lvl w:ilvl="4" w:tplc="08090019" w:tentative="1">
+      <w:start w:val="1"/>
+      <w:numFmt w:val="lowerLetter"/>
+      <w:lvlText w:val="%5."/>
+      <w:lvlJc w:val="left"/>
+      <w:pPr>
+        <w:ind w:left="3600" w:hanging="360"/>
+      </w:pPr>
+    </w:lvl>
+    <w:lvl w:ilvl="5" w:tplc="0809001B" w:tentative="1">
+      <w:start w:val="1"/>
+      <w:numFmt w:val="lowerRoman"/>
+      <w:lvlText w:val="%6."/>
+      <w:lvlJc w:val="right"/>
+      <w:pPr>
+        <w:ind w:left="4320" w:hanging="180"/>
+      </w:pPr>
+    </w:lvl>
+    <w:lvl w:ilvl="6" w:tplc="0809000F" w:tentative="1">
+      <w:start w:val="1"/>
+      <w:numFmt w:val="decimal"/>
+      <w:lvlText w:val="%7."/>
+      <w:lvlJc w:val="left"/>
+      <w:pPr>
+        <w:ind w:left="5040" w:hanging="360"/>
+      </w:pPr>
+    </w:lvl>
+    <w:lvl w:ilvl="7" w:tplc="08090019" w:tentative="1">
+      <w:start w:val="1"/>
+      <w:numFmt w:val="lowerLetter"/>
+      <w:lvlText w:val="%8."/>
+      <w:lvlJc w:val="left"/>
+      <w:pPr>
+        <w:ind w:left="5760" w:hanging="360"/>
+      </w:pPr>
+    </w:lvl>
+    <w:lvl w:ilvl="8" w:tplc="0809001B" w:tentative="1">
+      <w:start w:val="1"/>
+      <w:numFmt w:val="lowerRoman"/>
+      <w:lvlText w:val="%9."/>
+      <w:lvlJc w:val="right"/>
+      <w:pPr>
+        <w:ind w:left="6480" w:hanging="180"/>
+      </w:pPr>
+    </w:lvl>
+  </w:abstractNum>
+  <w:abstractNum w:abstractNumId="6" w15:restartNumberingAfterBreak="0">
     <w:nsid w:val="5A5A029F"/>
     <w:multiLevelType w:val="multilevel"/>
     <w:tmpl w:val="5FAA96FC"/>
@@ -10444,7 +10996,7 @@
       </w:rPr>
     </w:lvl>
   </w:abstractNum>
-  <w:abstractNum w:abstractNumId="6" w15:restartNumberingAfterBreak="0">
+  <w:abstractNum w:abstractNumId="7" w15:restartNumberingAfterBreak="0">
     <w:nsid w:val="673C385C"/>
     <w:multiLevelType w:val="hybridMultilevel"/>
     <w:tmpl w:val="DE446EE2"/>
@@ -10530,7 +11082,7 @@
       </w:pPr>
     </w:lvl>
   </w:abstractNum>
-  <w:abstractNum w:abstractNumId="7" w15:restartNumberingAfterBreak="0">
+  <w:abstractNum w:abstractNumId="8" w15:restartNumberingAfterBreak="0">
     <w:nsid w:val="693D23CB"/>
     <w:multiLevelType w:val="hybridMultilevel"/>
     <w:tmpl w:val="779640DC"/>
@@ -10643,7 +11195,7 @@
       </w:rPr>
     </w:lvl>
   </w:abstractNum>
-  <w:abstractNum w:abstractNumId="8" w15:restartNumberingAfterBreak="0">
+  <w:abstractNum w:abstractNumId="9" w15:restartNumberingAfterBreak="0">
     <w:nsid w:val="69AA7474"/>
     <w:multiLevelType w:val="hybridMultilevel"/>
     <w:tmpl w:val="CD70D2D2"/>
@@ -10732,7 +11284,7 @@
       </w:pPr>
     </w:lvl>
   </w:abstractNum>
-  <w:abstractNum w:abstractNumId="9" w15:restartNumberingAfterBreak="0">
+  <w:abstractNum w:abstractNumId="10" w15:restartNumberingAfterBreak="0">
     <w:nsid w:val="6A410E99"/>
     <w:multiLevelType w:val="multilevel"/>
     <w:tmpl w:val="B1C20AC4"/>
@@ -10874,7 +11426,7 @@
       </w:rPr>
     </w:lvl>
   </w:abstractNum>
-  <w:abstractNum w:abstractNumId="10" w15:restartNumberingAfterBreak="0">
+  <w:abstractNum w:abstractNumId="11" w15:restartNumberingAfterBreak="0">
     <w:nsid w:val="71397789"/>
     <w:multiLevelType w:val="multilevel"/>
     <w:tmpl w:val="2A6CEC16"/>
@@ -11023,7 +11575,7 @@
       </w:rPr>
     </w:lvl>
   </w:abstractNum>
-  <w:abstractNum w:abstractNumId="11" w15:restartNumberingAfterBreak="0">
+  <w:abstractNum w:abstractNumId="12" w15:restartNumberingAfterBreak="0">
     <w:nsid w:val="73275F66"/>
     <w:multiLevelType w:val="multilevel"/>
     <w:tmpl w:val="B1C20AC4"/>
@@ -11165,7 +11717,7 @@
       </w:rPr>
     </w:lvl>
   </w:abstractNum>
-  <w:abstractNum w:abstractNumId="12" w15:restartNumberingAfterBreak="0">
+  <w:abstractNum w:abstractNumId="13" w15:restartNumberingAfterBreak="0">
     <w:nsid w:val="7F930883"/>
     <w:multiLevelType w:val="hybridMultilevel"/>
     <w:tmpl w:val="FC842022"/>
@@ -11282,25 +11834,25 @@
     <w:abstractNumId w:val="2"/>
   </w:num>
   <w:num w:numId="2" w16cid:durableId="181433131">
+    <w:abstractNumId w:val="13"/>
+  </w:num>
+  <w:num w:numId="3" w16cid:durableId="1246913881">
+    <w:abstractNumId w:val="9"/>
+  </w:num>
+  <w:num w:numId="4" w16cid:durableId="1833056910">
+    <w:abstractNumId w:val="10"/>
+  </w:num>
+  <w:num w:numId="5" w16cid:durableId="2107143538">
+    <w:abstractNumId w:val="8"/>
+  </w:num>
+  <w:num w:numId="6" w16cid:durableId="877936336">
     <w:abstractNumId w:val="12"/>
   </w:num>
-  <w:num w:numId="3" w16cid:durableId="1246913881">
-    <w:abstractNumId w:val="8"/>
-  </w:num>
-  <w:num w:numId="4" w16cid:durableId="1833056910">
-    <w:abstractNumId w:val="9"/>
-  </w:num>
-  <w:num w:numId="5" w16cid:durableId="2107143538">
+  <w:num w:numId="7" w16cid:durableId="54161594">
     <w:abstractNumId w:val="7"/>
   </w:num>
-  <w:num w:numId="6" w16cid:durableId="877936336">
-    <w:abstractNumId w:val="11"/>
-  </w:num>
-  <w:num w:numId="7" w16cid:durableId="54161594">
+  <w:num w:numId="8" w16cid:durableId="1564753573">
     <w:abstractNumId w:val="6"/>
-  </w:num>
-  <w:num w:numId="8" w16cid:durableId="1564753573">
-    <w:abstractNumId w:val="5"/>
   </w:num>
   <w:num w:numId="9" w16cid:durableId="921336904">
     <w:abstractNumId w:val="4"/>
@@ -11309,13 +11861,16 @@
     <w:abstractNumId w:val="1"/>
   </w:num>
   <w:num w:numId="11" w16cid:durableId="1134104071">
-    <w:abstractNumId w:val="10"/>
+    <w:abstractNumId w:val="11"/>
   </w:num>
   <w:num w:numId="12" w16cid:durableId="930237062">
     <w:abstractNumId w:val="0"/>
   </w:num>
   <w:num w:numId="13" w16cid:durableId="416438449">
     <w:abstractNumId w:val="3"/>
+  </w:num>
+  <w:num w:numId="14" w16cid:durableId="1236281756">
+    <w:abstractNumId w:val="5"/>
   </w:num>
 </w:numbering>
 </file>
@@ -11926,6 +12481,7 @@
   <w:style w:type="character" w:default="1" w:styleId="DefaultParagraphFont">
     <w:name w:val="Default Paragraph Font"/>
     <w:uiPriority w:val="1"/>
+    <w:semiHidden/>
     <w:unhideWhenUsed/>
   </w:style>
   <w:style w:type="table" w:default="1" w:styleId="TableNormal">
